--- a/ОТЧЁТ.docx
+++ b/ОТЧЁТ.docx
@@ -2630,6 +2630,32 @@
         <w:t>docs/                   — графики и примеры</w:t>
       </w:r>
     </w:p>
+    <w:p>
+      <w:pPr>
+        <w:pStyle w:val="Heading1"/>
+      </w:pPr>
+      <w:r>
+        <w:t>Приложение B. Ссылка на репозиторий</w:t>
+      </w:r>
+    </w:p>
+    <w:p>
+      <w:r>
+        <w:rPr>
+          <w:b w:val="0"/>
+          <w:i w:val="0"/>
+        </w:rPr>
+        <w:t>GitHub: https://github.com/egormorozov708-hub/clicker-ai</w:t>
+      </w:r>
+    </w:p>
+    <w:p>
+      <w:r>
+        <w:rPr>
+          <w:b w:val="0"/>
+          <w:i w:val="0"/>
+        </w:rPr>
+        <w:t>Почта для отправки: polivanov_ed@itmoscow.pro</w:t>
+      </w:r>
+    </w:p>
     <w:sectPr>
       <w:pgSz w:w="12240" w:h="15840"/>
       <w:pgMar w:top="1134" w:right="850" w:bottom="1134" w:left="1417" w:header="720" w:footer="720" w:gutter="0"/>

--- a/ОТЧЁТ.docx
+++ b/ОТЧЁТ.docx
@@ -86,7 +86,7 @@
       <w:r>
         <w:drawing>
           <wp:inline xmlns:a="http://schemas.openxmlformats.org/drawingml/2006/main" xmlns:pic="http://schemas.openxmlformats.org/drawingml/2006/picture">
-            <wp:extent cx="5580000" cy="1339200"/>
+            <wp:extent cx="5580000" cy="1116000"/>
             <wp:docPr id="1" name="Picture 1"/>
             <wp:cNvGraphicFramePr>
               <a:graphicFrameLocks noChangeAspect="1"/>
@@ -107,7 +107,7 @@
                   <pic:spPr>
                     <a:xfrm>
                       <a:off x="0" y="0"/>
-                      <a:ext cx="5580000" cy="1339200"/>
+                      <a:ext cx="5580000" cy="1116000"/>
                     </a:xfrm>
                     <a:prstGeom prst="rect"/>
                   </pic:spPr>
@@ -147,7 +147,7 @@
           <w:b w:val="0"/>
           <w:i w:val="0"/>
         </w:rPr>
-        <w:t>Дата: 28.10.2026</w:t>
+        <w:t>Дата: 29.10.2026</w:t>
       </w:r>
     </w:p>
     <w:p>
@@ -177,7 +177,7 @@
         <w:pStyle w:val="ListBullet"/>
       </w:pPr>
       <w:r>
-        <w:t>собрать 20–30 скриншотов игры (собрано 84);</w:t>
+        <w:t>собрать скриншоты игры (собрано 133 кадра трёх типов);</w:t>
       </w:r>
     </w:p>
     <w:p>
@@ -185,7 +185,7 @@
         <w:pStyle w:val="ListBullet"/>
       </w:pPr>
       <w:r>
-        <w:t>разметить целевой объект в X-AnyLabeling и экспортировать в YOLO HBB;</w:t>
+        <w:t>разметить целевые объекты в X-AnyLabeling и экспортировать в YOLO HBB;</w:t>
       </w:r>
     </w:p>
     <w:p>
@@ -193,7 +193,7 @@
         <w:pStyle w:val="ListBullet"/>
       </w:pPr>
       <w:r>
-        <w:t>обучить модель YOLOv8;</w:t>
+        <w:t>обучить модель YOLOv8, поддерживающую два игровых уровня;</w:t>
       </w:r>
     </w:p>
     <w:p>
@@ -217,7 +217,15 @@
         <w:pStyle w:val="ListBullet"/>
       </w:pPr>
       <w:r>
-        <w:t>научить модель закрывать рекламу, покупать улучшения и нажимать бонусы;</w:t>
+        <w:t>научить бота закрывать рекламу, покупать улучшения по очереди и нажимать бонусы;</w:t>
+      </w:r>
+    </w:p>
+    <w:p>
+      <w:pPr>
+        <w:pStyle w:val="ListBullet"/>
+      </w:pPr>
+      <w:r>
+        <w:t>убрать промежуточные файлы, проверить проект;</w:t>
       </w:r>
     </w:p>
     <w:p>
@@ -242,7 +250,7 @@
           <w:b w:val="0"/>
           <w:i w:val="0"/>
         </w:rPr>
-        <w:t>Для автоматического сбора используется скрипт screener.py. Он находит окно браузера по части заголовка, снимает только область окна, сравнивает уменьшенные копии соседних кадров и пропускает почти одинаковые изображения. Файлы сохраняются в папку screenshots/ с именем по дате и времени.</w:t>
+        <w:t>Для автоматического сбора используется скрипт screener.py. Он находит окно браузера по части заголовка, снимает только область окна, сравнивает уменьшенные копии соседних кадров и пропускает почти одинаковые изображения. Файлы сохраняются в папку с именем по дате и времени.</w:t>
       </w:r>
     </w:p>
     <w:p>
@@ -251,8 +259,275 @@
           <w:b w:val="0"/>
           <w:i w:val="0"/>
         </w:rPr>
-        <w:t>Собрано 84 скриншота 1920×1080 с разными положениями персонажа, состояниями кнопок и рекламной панелью. Для обучения использованы все 84 кадра.</w:t>
+        <w:t>Собраны три набора данных:</w:t>
       </w:r>
+    </w:p>
+    <w:tbl>
+      <w:tblPr>
+        <w:tblStyle w:val="TableGrid"/>
+        <w:tblW w:type="auto" w:w="0"/>
+        <w:jc w:val="center"/>
+        <w:tblLook w:firstColumn="1" w:firstRow="1" w:lastColumn="0" w:lastRow="0" w:noHBand="0" w:noVBand="1" w:val="04A0"/>
+      </w:tblPr>
+      <w:tblGrid>
+        <w:gridCol w:w="2493"/>
+        <w:gridCol w:w="2493"/>
+        <w:gridCol w:w="2493"/>
+        <w:gridCol w:w="2493"/>
+      </w:tblGrid>
+      <w:tr>
+        <w:tc>
+          <w:tcPr>
+            <w:tcW w:type="dxa" w:w="1814"/>
+          </w:tcPr>
+          <w:p>
+            <w:pPr>
+              <w:jc w:val="center"/>
+            </w:pPr>
+            <w:r/>
+            <w:r>
+              <w:rPr>
+                <w:b/>
+                <w:sz w:val="20"/>
+              </w:rPr>
+              <w:t>Папка</w:t>
+            </w:r>
+          </w:p>
+        </w:tc>
+        <w:tc>
+          <w:tcPr>
+            <w:tcW w:type="dxa" w:w="1020"/>
+          </w:tcPr>
+          <w:p>
+            <w:pPr>
+              <w:jc w:val="center"/>
+            </w:pPr>
+            <w:r/>
+            <w:r>
+              <w:rPr>
+                <w:b/>
+                <w:sz w:val="20"/>
+              </w:rPr>
+              <w:t>Кадров</w:t>
+            </w:r>
+          </w:p>
+        </w:tc>
+        <w:tc>
+          <w:tcPr>
+            <w:tcW w:type="dxa" w:w="1701"/>
+          </w:tcPr>
+          <w:p>
+            <w:pPr>
+              <w:jc w:val="center"/>
+            </w:pPr>
+            <w:r/>
+            <w:r>
+              <w:rPr>
+                <w:b/>
+                <w:sz w:val="20"/>
+              </w:rPr>
+              <w:t>Разрешение</w:t>
+            </w:r>
+          </w:p>
+        </w:tc>
+        <w:tc>
+          <w:tcPr>
+            <w:tcW w:type="dxa" w:w="4535"/>
+          </w:tcPr>
+          <w:p>
+            <w:pPr>
+              <w:jc w:val="center"/>
+            </w:pPr>
+            <w:r/>
+            <w:r>
+              <w:rPr>
+                <w:b/>
+                <w:sz w:val="20"/>
+              </w:rPr>
+              <w:t>Содержимое</w:t>
+            </w:r>
+          </w:p>
+        </w:tc>
+      </w:tr>
+      <w:tr>
+        <w:tc>
+          <w:tcPr>
+            <w:tcW w:type="dxa" w:w="1814"/>
+          </w:tcPr>
+          <w:p>
+            <w:r/>
+            <w:r>
+              <w:rPr>
+                <w:sz w:val="20"/>
+              </w:rPr>
+              <w:t>screenshots/</w:t>
+            </w:r>
+          </w:p>
+        </w:tc>
+        <w:tc>
+          <w:tcPr>
+            <w:tcW w:type="dxa" w:w="1020"/>
+          </w:tcPr>
+          <w:p>
+            <w:r/>
+            <w:r>
+              <w:rPr>
+                <w:sz w:val="20"/>
+              </w:rPr>
+              <w:t>84</w:t>
+            </w:r>
+          </w:p>
+        </w:tc>
+        <w:tc>
+          <w:tcPr>
+            <w:tcW w:type="dxa" w:w="1701"/>
+          </w:tcPr>
+          <w:p>
+            <w:r/>
+            <w:r>
+              <w:rPr>
+                <w:sz w:val="20"/>
+              </w:rPr>
+              <w:t>1920×1080</w:t>
+            </w:r>
+          </w:p>
+        </w:tc>
+        <w:tc>
+          <w:tcPr>
+            <w:tcW w:type="dxa" w:w="4535"/>
+          </w:tcPr>
+          <w:p>
+            <w:r/>
+            <w:r>
+              <w:rPr>
+                <w:sz w:val="20"/>
+              </w:rPr>
+              <w:t>первый уровень: персонаж и кнопки интерфейса</w:t>
+            </w:r>
+          </w:p>
+        </w:tc>
+      </w:tr>
+      <w:tr>
+        <w:tc>
+          <w:tcPr>
+            <w:tcW w:type="dxa" w:w="1814"/>
+          </w:tcPr>
+          <w:p>
+            <w:r/>
+            <w:r>
+              <w:rPr>
+                <w:sz w:val="20"/>
+              </w:rPr>
+              <w:t>level 2/</w:t>
+            </w:r>
+          </w:p>
+        </w:tc>
+        <w:tc>
+          <w:tcPr>
+            <w:tcW w:type="dxa" w:w="1020"/>
+          </w:tcPr>
+          <w:p>
+            <w:r/>
+            <w:r>
+              <w:rPr>
+                <w:sz w:val="20"/>
+              </w:rPr>
+              <w:t>30</w:t>
+            </w:r>
+          </w:p>
+        </w:tc>
+        <w:tc>
+          <w:tcPr>
+            <w:tcW w:type="dxa" w:w="1701"/>
+          </w:tcPr>
+          <w:p>
+            <w:r/>
+            <w:r>
+              <w:rPr>
+                <w:sz w:val="20"/>
+              </w:rPr>
+              <w:t>1938×1038</w:t>
+            </w:r>
+          </w:p>
+        </w:tc>
+        <w:tc>
+          <w:tcPr>
+            <w:tcW w:type="dxa" w:w="4535"/>
+          </w:tcPr>
+          <w:p>
+            <w:r/>
+            <w:r>
+              <w:rPr>
+                <w:sz w:val="20"/>
+              </w:rPr>
+              <w:t>второй уровень: другой персонаж, кнопки улучшений</w:t>
+            </w:r>
+          </w:p>
+        </w:tc>
+      </w:tr>
+      <w:tr>
+        <w:tc>
+          <w:tcPr>
+            <w:tcW w:type="dxa" w:w="1814"/>
+          </w:tcPr>
+          <w:p>
+            <w:r/>
+            <w:r>
+              <w:rPr>
+                <w:sz w:val="20"/>
+              </w:rPr>
+              <w:t>advertising/</w:t>
+            </w:r>
+          </w:p>
+        </w:tc>
+        <w:tc>
+          <w:tcPr>
+            <w:tcW w:type="dxa" w:w="1020"/>
+          </w:tcPr>
+          <w:p>
+            <w:r/>
+            <w:r>
+              <w:rPr>
+                <w:sz w:val="20"/>
+              </w:rPr>
+              <w:t>19</w:t>
+            </w:r>
+          </w:p>
+        </w:tc>
+        <w:tc>
+          <w:tcPr>
+            <w:tcW w:type="dxa" w:w="1701"/>
+          </w:tcPr>
+          <w:p>
+            <w:r/>
+            <w:r>
+              <w:rPr>
+                <w:sz w:val="20"/>
+              </w:rPr>
+              <w:t>1409×887</w:t>
+            </w:r>
+          </w:p>
+        </w:tc>
+        <w:tc>
+          <w:tcPr>
+            <w:tcW w:type="dxa" w:w="4535"/>
+          </w:tcPr>
+          <w:p>
+            <w:r/>
+            <w:r>
+              <w:rPr>
+                <w:sz w:val="20"/>
+              </w:rPr>
+              <w:t>всплывающее рекламное окно с крестиком</w:t>
+            </w:r>
+          </w:p>
+        </w:tc>
+      </w:tr>
+    </w:tbl>
+    <w:p>
+      <w:pPr>
+        <w:spacing w:after="40"/>
+      </w:pPr>
     </w:p>
     <w:p>
       <w:pPr>
@@ -320,7 +595,7 @@
         <w:pStyle w:val="Heading2"/>
       </w:pPr>
       <w:r>
-        <w:t>3.1. Ручная разметка</w:t>
+        <w:t>3.1. Первый уровень</w:t>
       </w:r>
     </w:p>
     <w:p>
@@ -329,15 +604,7 @@
           <w:b w:val="0"/>
           <w:i w:val="0"/>
         </w:rPr>
-        <w:t>В X-AnyLabeling открыта папка screenshots/, инструментом Rectangle (R) обведён персонаж, класс — game. Разметка экспортирована в формат YOLO HBB: рядом с каждым PNG лежит одноимённый JSON. Вручную размечен 31 кадр. Скрипт prepare_dataset.py преобразует JSON в txt-файлы YOLO и делит данные на train/val в пропорции 80/20.</w:t>
-      </w:r>
-    </w:p>
-    <w:p>
-      <w:pPr>
-        <w:pStyle w:val="Heading2"/>
-      </w:pPr>
-      <w:r>
-        <w:t>3.2. Автоматическая разметка</w:t>
+        <w:t>В X-AnyLabeling открыта папка screenshots/, инструментом Rectangle (R) обведён персонаж, класс — game. Разметка экспортирована в формат YOLO HBB: рядом с каждым PNG лежит одноимённый JSON. Вручную размечен 31 кадр.</w:t>
       </w:r>
     </w:p>
     <w:p>
@@ -346,7 +613,7 @@
           <w:b w:val="0"/>
           <w:i w:val="0"/>
         </w:rPr>
-        <w:t>По 31 размеченному кадру обучена предварительная односклассовая модель game_v1 (YOLOv8n, 60 эпох, ранняя остановка на 48-й). На отложенной выборке из 6 кадров она показала mAP@50 = 0,995 и mAP@50-95 = 0,760. Этой моделью автоматически размечены оставшиеся 53 кадра; результат проверен визуально. Скрипт auto_label.py сохраняет разметку сразу в JSON X-AnyLabeling и в txt YOLO.</w:t>
+        <w:t>По этим кадрам обучена предварительная односклассовая модель game_v1 (YOLOv8n, 60 эпох, ранняя остановка на 48-й). На отложенной выборке из 6 кадров она показала mAP@50 = 0,995 и mAP@50-95 = 0,760. Этой моделью автоматически размечены оставшиеся 53 кадра; результат проверен визуально. Скрипт auto_label.py сохраняет разметку сразу в JSON X-AnyLabeling и в txt YOLO.</w:t>
       </w:r>
     </w:p>
     <w:p>
@@ -355,7 +622,7 @@
           <w:b w:val="0"/>
           <w:i w:val="0"/>
         </w:rPr>
-        <w:t>Рамки кнопок интерфейса сгенерированы автоматически по цвету (OpenCV, HSV): бирюзовые кнопки — bonus и upgrade, фиолетовая кнопка «Отключить рекламу» — advertising. Это быстрее ручной разметки 84 кадров и не зависит от субъективной оценки границ кнопки.</w:t>
+        <w:t>Рамки кнопок интерфейса первого уровня сгенерированы автоматически по цвету (OpenCV, HSV): бирюзовые кнопки вверху — bonus, внизу — improvement. Это быстрее ручной разметки 84 кадров и не зависит от субъективной оценки границ кнопки.</w:t>
       </w:r>
     </w:p>
     <w:p>
@@ -363,7 +630,50 @@
         <w:pStyle w:val="Heading2"/>
       </w:pPr>
       <w:r>
-        <w:t>3.3. Итоговый датасет</w:t>
+        <w:t>3.2. Второй уровень</w:t>
+      </w:r>
+    </w:p>
+    <w:p>
+      <w:r>
+        <w:rPr>
+          <w:b w:val="0"/>
+          <w:i w:val="0"/>
+        </w:rPr>
+        <w:t>На втором уровне меняется персонаж, поэтому старые рамки game к нему не подходят. Вручную размечены 30 кадров: персонаж (game) и кнопки покупки улучшений (improvement) — всего 27 рамок game и 86 рамок improvement.</w:t>
+      </w:r>
+    </w:p>
+    <w:p>
+      <w:r>
+        <w:rPr>
+          <w:b w:val="0"/>
+          <w:i w:val="0"/>
+        </w:rPr>
+        <w:t>При проверке обнаружены три ошибочные рамки, где вместо персонажа был обведён текст «Уровень 2» (93×41, 71×39 и 80×39 пикселей). Они отброшены при сборке датасета: реальный персонаж всегда выше 100 пикселей и имеет вытянутую форму.</w:t>
+      </w:r>
+    </w:p>
+    <w:p>
+      <w:pPr>
+        <w:pStyle w:val="Heading2"/>
+      </w:pPr>
+      <w:r>
+        <w:t>3.3. Реклама</w:t>
+      </w:r>
+    </w:p>
+    <w:p>
+      <w:r>
+        <w:rPr>
+          <w:b w:val="0"/>
+          <w:i w:val="0"/>
+        </w:rPr>
+        <w:t>Размечены 19 кадров с всплывающим рекламным окном. Класс advertising — это маленький крестик X в правой верхней части окна (примерно 56–103 px по ширине и 47–91 px по высоте). Именно по нему нужно кликать, чтобы закрыть рекламу. В предыдущей версии класс означал фиолетовую кнопку «Отключить рекламу»; теперь семантика изменена, старые рамки удалены.</w:t>
+      </w:r>
+    </w:p>
+    <w:p>
+      <w:pPr>
+        <w:pStyle w:val="Heading2"/>
+      </w:pPr>
+      <w:r>
+        <w:t>3.4. Итоговый датасет</w:t>
       </w:r>
     </w:p>
     <w:tbl>
@@ -384,7 +694,7 @@
       <w:tr>
         <w:tc>
           <w:tcPr>
-            <w:tcW w:type="dxa" w:w="1247"/>
+            <w:tcW w:type="dxa" w:w="1474"/>
           </w:tcPr>
           <w:p>
             <w:pPr>
@@ -474,7 +784,7 @@
         </w:tc>
         <w:tc>
           <w:tcPr>
-            <w:tcW w:type="dxa" w:w="3969"/>
+            <w:tcW w:type="dxa" w:w="3685"/>
           </w:tcPr>
           <w:p>
             <w:pPr>
@@ -494,7 +804,7 @@
       <w:tr>
         <w:tc>
           <w:tcPr>
-            <w:tcW w:type="dxa" w:w="1247"/>
+            <w:tcW w:type="dxa" w:w="1474"/>
           </w:tcPr>
           <w:p>
             <w:r/>
@@ -530,7 +840,7 @@
               <w:rPr>
                 <w:sz w:val="20"/>
               </w:rPr>
-              <w:t>84</w:t>
+              <w:t>111</w:t>
             </w:r>
           </w:p>
         </w:tc>
@@ -544,7 +854,7 @@
               <w:rPr>
                 <w:sz w:val="20"/>
               </w:rPr>
-              <w:t>68</w:t>
+              <w:t>90</w:t>
             </w:r>
           </w:p>
         </w:tc>
@@ -558,13 +868,13 @@
               <w:rPr>
                 <w:sz w:val="20"/>
               </w:rPr>
-              <w:t>16</w:t>
+              <w:t>21</w:t>
             </w:r>
           </w:p>
         </w:tc>
         <w:tc>
           <w:tcPr>
-            <w:tcW w:type="dxa" w:w="3969"/>
+            <w:tcW w:type="dxa" w:w="3685"/>
           </w:tcPr>
           <w:p>
             <w:r/>
@@ -572,7 +882,7 @@
               <w:rPr>
                 <w:sz w:val="20"/>
               </w:rPr>
-              <w:t>персонаж — цель основного клика</w:t>
+              <w:t>персонаж текущего уровня — цель основного клика</w:t>
             </w:r>
           </w:p>
         </w:tc>
@@ -580,7 +890,7 @@
       <w:tr>
         <w:tc>
           <w:tcPr>
-            <w:tcW w:type="dxa" w:w="1247"/>
+            <w:tcW w:type="dxa" w:w="1474"/>
           </w:tcPr>
           <w:p>
             <w:r/>
@@ -588,7 +898,7 @@
               <w:rPr>
                 <w:sz w:val="20"/>
               </w:rPr>
-              <w:t>upgrade</w:t>
+              <w:t>improvement</w:t>
             </w:r>
           </w:p>
         </w:tc>
@@ -616,7 +926,7 @@
               <w:rPr>
                 <w:sz w:val="20"/>
               </w:rPr>
-              <w:t>46</w:t>
+              <w:t>132</w:t>
             </w:r>
           </w:p>
         </w:tc>
@@ -630,7 +940,7 @@
               <w:rPr>
                 <w:sz w:val="20"/>
               </w:rPr>
-              <w:t>36</w:t>
+              <w:t>102</w:t>
             </w:r>
           </w:p>
         </w:tc>
@@ -644,13 +954,13 @@
               <w:rPr>
                 <w:sz w:val="20"/>
               </w:rPr>
-              <w:t>10</w:t>
+              <w:t>30</w:t>
             </w:r>
           </w:p>
         </w:tc>
         <w:tc>
           <w:tcPr>
-            <w:tcW w:type="dxa" w:w="3969"/>
+            <w:tcW w:type="dxa" w:w="3685"/>
           </w:tcPr>
           <w:p>
             <w:r/>
@@ -666,7 +976,7 @@
       <w:tr>
         <w:tc>
           <w:tcPr>
-            <w:tcW w:type="dxa" w:w="1247"/>
+            <w:tcW w:type="dxa" w:w="1474"/>
           </w:tcPr>
           <w:p>
             <w:r/>
@@ -702,7 +1012,7 @@
               <w:rPr>
                 <w:sz w:val="20"/>
               </w:rPr>
-              <w:t>40</w:t>
+              <w:t>19</w:t>
             </w:r>
           </w:p>
         </w:tc>
@@ -716,7 +1026,7 @@
               <w:rPr>
                 <w:sz w:val="20"/>
               </w:rPr>
-              <w:t>31</w:t>
+              <w:t>16</w:t>
             </w:r>
           </w:p>
         </w:tc>
@@ -730,13 +1040,13 @@
               <w:rPr>
                 <w:sz w:val="20"/>
               </w:rPr>
-              <w:t>9</w:t>
+              <w:t>3</w:t>
             </w:r>
           </w:p>
         </w:tc>
         <w:tc>
           <w:tcPr>
-            <w:tcW w:type="dxa" w:w="3969"/>
+            <w:tcW w:type="dxa" w:w="3685"/>
           </w:tcPr>
           <w:p>
             <w:r/>
@@ -744,7 +1054,7 @@
               <w:rPr>
                 <w:sz w:val="20"/>
               </w:rPr>
-              <w:t>кнопка «Отключить рекламу»</w:t>
+              <w:t>крестик закрытия рекламного окна</w:t>
             </w:r>
           </w:p>
         </w:tc>
@@ -752,7 +1062,7 @@
       <w:tr>
         <w:tc>
           <w:tcPr>
-            <w:tcW w:type="dxa" w:w="1247"/>
+            <w:tcW w:type="dxa" w:w="1474"/>
           </w:tcPr>
           <w:p>
             <w:r/>
@@ -822,7 +1132,7 @@
         </w:tc>
         <w:tc>
           <w:tcPr>
-            <w:tcW w:type="dxa" w:w="3969"/>
+            <w:tcW w:type="dxa" w:w="3685"/>
           </w:tcPr>
           <w:p>
             <w:r/>
@@ -830,7 +1140,7 @@
               <w:rPr>
                 <w:sz w:val="20"/>
               </w:rPr>
-              <w:t>бонусные кнопки 2X / +100</w:t>
+              <w:t>бонусные кнопки 2X / +1K</w:t>
             </w:r>
           </w:p>
         </w:tc>
@@ -847,7 +1157,7 @@
           <w:b w:val="0"/>
           <w:i w:val="0"/>
         </w:rPr>
-        <w:t>Всего 84 изображения, разбиение 68 train / 16 val (80/20), конфиг data_final.yaml (nc = 4). Структура каталогов: images/train ↔ labels/train, images/val ↔ labels/val.</w:t>
+        <w:t>Всего 133 изображения, разбиение 108 train / 25 val (примерно 80/20). Каждый пятый кадр каждого источника попадает в val, поэтому все классы есть в обеих частях. Конфиг data_final.yaml (nc = 4). Структура каталогов: images/train ↔ labels/train, images/val ↔ labels/val.</w:t>
       </w:r>
     </w:p>
     <w:p>
@@ -857,7 +1167,7 @@
       <w:r>
         <w:drawing>
           <wp:inline xmlns:a="http://schemas.openxmlformats.org/drawingml/2006/main" xmlns:pic="http://schemas.openxmlformats.org/drawingml/2006/picture">
-            <wp:extent cx="5580000" cy="3138750"/>
+            <wp:extent cx="5580000" cy="3813000"/>
             <wp:docPr id="3" name="Picture 3"/>
             <wp:cNvGraphicFramePr>
               <a:graphicFrameLocks noChangeAspect="1"/>
@@ -878,7 +1188,7 @@
                   <pic:spPr>
                     <a:xfrm>
                       <a:off x="0" y="0"/>
-                      <a:ext cx="5580000" cy="3138750"/>
+                      <a:ext cx="5580000" cy="3813000"/>
                     </a:xfrm>
                     <a:prstGeom prst="rect"/>
                   </pic:spPr>
@@ -900,24 +1210,60 @@
           <w:i/>
           <w:sz w:val="18"/>
         </w:rPr>
-        <w:t>Рис. 2. Пример разметки четырёх классов</w:t>
+        <w:t>Рис. 2. Пример разметки: два уровня, improvement и крестик advertising</w:t>
       </w:r>
     </w:p>
     <w:p>
       <w:pPr>
-        <w:pStyle w:val="Heading2"/>
+        <w:jc w:val="center"/>
       </w:pPr>
       <w:r>
-        <w:t>3.4. Аугментация</w:t>
+        <w:drawing>
+          <wp:inline xmlns:a="http://schemas.openxmlformats.org/drawingml/2006/main" xmlns:pic="http://schemas.openxmlformats.org/drawingml/2006/picture">
+            <wp:extent cx="5760000" cy="1776000"/>
+            <wp:docPr id="4" name="Picture 4"/>
+            <wp:cNvGraphicFramePr>
+              <a:graphicFrameLocks noChangeAspect="1"/>
+            </wp:cNvGraphicFramePr>
+            <a:graphic>
+              <a:graphicData uri="http://schemas.openxmlformats.org/drawingml/2006/picture">
+                <pic:pic>
+                  <pic:nvPicPr>
+                    <pic:cNvPr id="0" name="dataset_overview.jpg"/>
+                    <pic:cNvPicPr/>
+                  </pic:nvPicPr>
+                  <pic:blipFill>
+                    <a:blip r:embed="rId12"/>
+                    <a:stretch>
+                      <a:fillRect/>
+                    </a:stretch>
+                  </pic:blipFill>
+                  <pic:spPr>
+                    <a:xfrm>
+                      <a:off x="0" y="0"/>
+                      <a:ext cx="5760000" cy="1776000"/>
+                    </a:xfrm>
+                    <a:prstGeom prst="rect"/>
+                  </pic:spPr>
+                </pic:pic>
+              </a:graphicData>
+            </a:graphic>
+          </wp:inline>
+        </w:drawing>
       </w:r>
     </w:p>
     <w:p>
+      <w:pPr>
+        <w:spacing w:after="160"/>
+        <w:jc w:val="center"/>
+      </w:pPr>
       <w:r>
         <w:rPr>
           <w:b w:val="0"/>
-          <w:i w:val="0"/>
+          <w:i/>
+          <w:sz w:val="18"/>
         </w:rPr>
-        <w:t>augment.py увеличивает train-часть датасета в 3 раза. Рамки пересчитываются вместе с изображением (albumentations, BboxParams format="yolo"): яркость и контраст, размытие, шум, JPEG-сжатие, небольшой сдвиг и масштаб. Горизонтальное отражение и поворот на 90° не используются, потому что интерфейс игры несимметричен. Дополнительно в train_final.py включены встроенные аугментации Ultralytics (mosaic, HSV, масштаб, сдвиг).</w:t>
+        <w:t>Рис. 3. Обзор датасета: train и val</w:t>
       </w:r>
     </w:p>
     <w:p>
@@ -936,6 +1282,15 @@
         <w:t>4.1. Параметры</w:t>
       </w:r>
     </w:p>
+    <w:p>
+      <w:r>
+        <w:rPr>
+          <w:b w:val="0"/>
+          <w:i w:val="0"/>
+        </w:rPr>
+        <w:t>Модель не обучалась с нуля: выполнено дообучение (fine-tune) предыдущей версии best.pt на объединённом датасете. Это сохраняет уже выученные признаки интерфейса и требует меньше эпох.</w:t>
+      </w:r>
+    </w:p>
     <w:tbl>
       <w:tblPr>
         <w:tblStyle w:val="TableGrid"/>
@@ -950,7 +1305,7 @@
       <w:tr>
         <w:tc>
           <w:tcPr>
-            <w:tcW w:type="dxa" w:w="2835"/>
+            <w:tcW w:type="dxa" w:w="3118"/>
           </w:tcPr>
           <w:p>
             <w:pPr>
@@ -988,7 +1343,7 @@
       <w:tr>
         <w:tc>
           <w:tcPr>
-            <w:tcW w:type="dxa" w:w="2835"/>
+            <w:tcW w:type="dxa" w:w="3118"/>
           </w:tcPr>
           <w:p>
             <w:r/>
@@ -1018,7 +1373,7 @@
       <w:tr>
         <w:tc>
           <w:tcPr>
-            <w:tcW w:type="dxa" w:w="2835"/>
+            <w:tcW w:type="dxa" w:w="3118"/>
           </w:tcPr>
           <w:p>
             <w:r/>
@@ -1026,7 +1381,7 @@
               <w:rPr>
                 <w:sz w:val="20"/>
               </w:rPr>
-              <w:t>Предобучение</w:t>
+              <w:t>Стартовые веса</w:t>
             </w:r>
           </w:p>
         </w:tc>
@@ -1040,7 +1395,7 @@
               <w:rPr>
                 <w:sz w:val="20"/>
               </w:rPr>
-              <w:t>yolov8n.pt (COCO)</w:t>
+              <w:t>предыдущий best.pt (4 класса)</w:t>
             </w:r>
           </w:p>
         </w:tc>
@@ -1048,7 +1403,7 @@
       <w:tr>
         <w:tc>
           <w:tcPr>
-            <w:tcW w:type="dxa" w:w="2835"/>
+            <w:tcW w:type="dxa" w:w="3118"/>
           </w:tcPr>
           <w:p>
             <w:r/>
@@ -1070,7 +1425,7 @@
               <w:rPr>
                 <w:sz w:val="20"/>
               </w:rPr>
-              <w:t>60</w:t>
+              <w:t>40</w:t>
             </w:r>
           </w:p>
         </w:tc>
@@ -1078,7 +1433,7 @@
       <w:tr>
         <w:tc>
           <w:tcPr>
-            <w:tcW w:type="dxa" w:w="2835"/>
+            <w:tcW w:type="dxa" w:w="3118"/>
           </w:tcPr>
           <w:p>
             <w:r/>
@@ -1108,7 +1463,7 @@
       <w:tr>
         <w:tc>
           <w:tcPr>
-            <w:tcW w:type="dxa" w:w="2835"/>
+            <w:tcW w:type="dxa" w:w="3118"/>
           </w:tcPr>
           <w:p>
             <w:r/>
@@ -1138,7 +1493,7 @@
       <w:tr>
         <w:tc>
           <w:tcPr>
-            <w:tcW w:type="dxa" w:w="2835"/>
+            <w:tcW w:type="dxa" w:w="3118"/>
           </w:tcPr>
           <w:p>
             <w:r/>
@@ -1168,7 +1523,7 @@
       <w:tr>
         <w:tc>
           <w:tcPr>
-            <w:tcW w:type="dxa" w:w="2835"/>
+            <w:tcW w:type="dxa" w:w="3118"/>
           </w:tcPr>
           <w:p>
             <w:r/>
@@ -1198,7 +1553,7 @@
       <w:tr>
         <w:tc>
           <w:tcPr>
-            <w:tcW w:type="dxa" w:w="2835"/>
+            <w:tcW w:type="dxa" w:w="3118"/>
           </w:tcPr>
           <w:p>
             <w:r/>
@@ -1220,7 +1575,7 @@
               <w:rPr>
                 <w:sz w:val="20"/>
               </w:rPr>
-              <w:t>20</w:t>
+              <w:t>12</w:t>
             </w:r>
           </w:p>
         </w:tc>
@@ -1228,7 +1583,67 @@
       <w:tr>
         <w:tc>
           <w:tcPr>
-            <w:tcW w:type="dxa" w:w="2835"/>
+            <w:tcW w:type="dxa" w:w="3118"/>
+          </w:tcPr>
+          <w:p>
+            <w:r/>
+            <w:r>
+              <w:rPr>
+                <w:sz w:val="20"/>
+              </w:rPr>
+              <w:t>lr0 / lrf</w:t>
+            </w:r>
+          </w:p>
+        </w:tc>
+        <w:tc>
+          <w:tcPr>
+            <w:tcW w:type="dxa" w:w="5669"/>
+          </w:tcPr>
+          <w:p>
+            <w:r/>
+            <w:r>
+              <w:rPr>
+                <w:sz w:val="20"/>
+              </w:rPr>
+              <w:t>0.002 / 0.01, косинусное расписание</w:t>
+            </w:r>
+          </w:p>
+        </w:tc>
+      </w:tr>
+      <w:tr>
+        <w:tc>
+          <w:tcPr>
+            <w:tcW w:type="dxa" w:w="3118"/>
+          </w:tcPr>
+          <w:p>
+            <w:r/>
+            <w:r>
+              <w:rPr>
+                <w:sz w:val="20"/>
+              </w:rPr>
+              <w:t>warmup_epochs / close_mosaic</w:t>
+            </w:r>
+          </w:p>
+        </w:tc>
+        <w:tc>
+          <w:tcPr>
+            <w:tcW w:type="dxa" w:w="5669"/>
+          </w:tcPr>
+          <w:p>
+            <w:r/>
+            <w:r>
+              <w:rPr>
+                <w:sz w:val="20"/>
+              </w:rPr>
+              <w:t>3 / 10</w:t>
+            </w:r>
+          </w:p>
+        </w:tc>
+      </w:tr>
+      <w:tr>
+        <w:tc>
+          <w:tcPr>
+            <w:tcW w:type="dxa" w:w="3118"/>
           </w:tcPr>
           <w:p>
             <w:r/>
@@ -1250,7 +1665,7 @@
               <w:rPr>
                 <w:sz w:val="20"/>
               </w:rPr>
-              <w:t>data_final.yaml, 68 train / 16 val</w:t>
+              <w:t>data_final.yaml, 108 train / 25 val</w:t>
             </w:r>
           </w:p>
         </w:tc>
@@ -1267,7 +1682,7 @@
           <w:b w:val="0"/>
           <w:i w:val="0"/>
         </w:rPr>
-        <w:t>Запуск: python train_final.py. Результаты: runs/detect/clicker_final/.</w:t>
+        <w:t>Запуск: python train_final.py. Результаты: runs/detect/clicker_levels/.</w:t>
       </w:r>
     </w:p>
     <w:p>
@@ -1352,7 +1767,7 @@
               <w:rPr>
                 <w:sz w:val="20"/>
               </w:rPr>
-              <w:t>0.9892</w:t>
+              <w:t>0.9929</w:t>
             </w:r>
           </w:p>
         </w:tc>
@@ -1382,7 +1797,7 @@
               <w:rPr>
                 <w:sz w:val="20"/>
               </w:rPr>
-              <w:t>0.9071</w:t>
+              <w:t>0.7532</w:t>
             </w:r>
           </w:p>
         </w:tc>
@@ -1412,7 +1827,7 @@
               <w:rPr>
                 <w:sz w:val="20"/>
               </w:rPr>
-              <w:t>0.9975</w:t>
+              <w:t>0.9537</w:t>
             </w:r>
           </w:p>
         </w:tc>
@@ -1442,7 +1857,7 @@
               <w:rPr>
                 <w:sz w:val="20"/>
               </w:rPr>
-              <w:t>0.9623</w:t>
+              <w:t>0.9799</w:t>
             </w:r>
           </w:p>
         </w:tc>
@@ -1584,7 +1999,7 @@
               <w:rPr>
                 <w:sz w:val="20"/>
               </w:rPr>
-              <w:t>0.994</w:t>
+              <w:t>0.972</w:t>
             </w:r>
           </w:p>
         </w:tc>
@@ -1626,7 +2041,7 @@
               <w:rPr>
                 <w:sz w:val="20"/>
               </w:rPr>
-              <w:t>0.751</w:t>
+              <w:t>0.700</w:t>
             </w:r>
           </w:p>
         </w:tc>
@@ -1642,7 +2057,7 @@
               <w:rPr>
                 <w:sz w:val="20"/>
               </w:rPr>
-              <w:t>upgrade</w:t>
+              <w:t>improvement</w:t>
             </w:r>
           </w:p>
         </w:tc>
@@ -1656,79 +2071,7 @@
               <w:rPr>
                 <w:sz w:val="20"/>
               </w:rPr>
-              <w:t>1.000</w:t>
-            </w:r>
-          </w:p>
-        </w:tc>
-        <w:tc>
-          <w:tcPr>
-            <w:tcW w:type="dxa" w:w="1701"/>
-          </w:tcPr>
-          <w:p>
-            <w:r/>
-            <w:r>
-              <w:rPr>
-                <w:sz w:val="20"/>
-              </w:rPr>
-              <w:t>0.889</w:t>
-            </w:r>
-          </w:p>
-        </w:tc>
-        <w:tc>
-          <w:tcPr>
-            <w:tcW w:type="dxa" w:w="1701"/>
-          </w:tcPr>
-          <w:p>
-            <w:r/>
-            <w:r>
-              <w:rPr>
-                <w:sz w:val="20"/>
-              </w:rPr>
-              <w:t>0.972</w:t>
-            </w:r>
-          </w:p>
-        </w:tc>
-        <w:tc>
-          <w:tcPr>
-            <w:tcW w:type="dxa" w:w="1984"/>
-          </w:tcPr>
-          <w:p>
-            <w:r/>
-            <w:r>
-              <w:rPr>
-                <w:sz w:val="20"/>
-              </w:rPr>
-              <w:t>0.932</w:t>
-            </w:r>
-          </w:p>
-        </w:tc>
-      </w:tr>
-      <w:tr>
-        <w:tc>
-          <w:tcPr>
-            <w:tcW w:type="dxa" w:w="1984"/>
-          </w:tcPr>
-          <w:p>
-            <w:r/>
-            <w:r>
-              <w:rPr>
-                <w:sz w:val="20"/>
-              </w:rPr>
-              <w:t>advertising</w:t>
-            </w:r>
-          </w:p>
-        </w:tc>
-        <w:tc>
-          <w:tcPr>
-            <w:tcW w:type="dxa" w:w="1701"/>
-          </w:tcPr>
-          <w:p>
-            <w:r/>
-            <w:r>
-              <w:rPr>
-                <w:sz w:val="20"/>
-              </w:rPr>
-              <w:t>0.996</w:t>
+              <w:t>0.982</w:t>
             </w:r>
           </w:p>
         </w:tc>
@@ -1770,7 +2113,79 @@
               <w:rPr>
                 <w:sz w:val="20"/>
               </w:rPr>
-              <w:t>0.950</w:t>
+              <w:t>0.795</w:t>
+            </w:r>
+          </w:p>
+        </w:tc>
+      </w:tr>
+      <w:tr>
+        <w:tc>
+          <w:tcPr>
+            <w:tcW w:type="dxa" w:w="1984"/>
+          </w:tcPr>
+          <w:p>
+            <w:r/>
+            <w:r>
+              <w:rPr>
+                <w:sz w:val="20"/>
+              </w:rPr>
+              <w:t>advertising</w:t>
+            </w:r>
+          </w:p>
+        </w:tc>
+        <w:tc>
+          <w:tcPr>
+            <w:tcW w:type="dxa" w:w="1701"/>
+          </w:tcPr>
+          <w:p>
+            <w:r/>
+            <w:r>
+              <w:rPr>
+                <w:sz w:val="20"/>
+              </w:rPr>
+              <w:t>0.911</w:t>
+            </w:r>
+          </w:p>
+        </w:tc>
+        <w:tc>
+          <w:tcPr>
+            <w:tcW w:type="dxa" w:w="1701"/>
+          </w:tcPr>
+          <w:p>
+            <w:r/>
+            <w:r>
+              <w:rPr>
+                <w:sz w:val="20"/>
+              </w:rPr>
+              <w:t>1.000</w:t>
+            </w:r>
+          </w:p>
+        </w:tc>
+        <w:tc>
+          <w:tcPr>
+            <w:tcW w:type="dxa" w:w="1701"/>
+          </w:tcPr>
+          <w:p>
+            <w:r/>
+            <w:r>
+              <w:rPr>
+                <w:sz w:val="20"/>
+              </w:rPr>
+              <w:t>0.995</w:t>
+            </w:r>
+          </w:p>
+        </w:tc>
+        <w:tc>
+          <w:tcPr>
+            <w:tcW w:type="dxa" w:w="1984"/>
+          </w:tcPr>
+          <w:p>
+            <w:r/>
+            <w:r>
+              <w:rPr>
+                <w:sz w:val="20"/>
+              </w:rPr>
+              <w:t>0.531</w:t>
             </w:r>
           </w:p>
         </w:tc>
@@ -1800,7 +2215,7 @@
               <w:rPr>
                 <w:sz w:val="20"/>
               </w:rPr>
-              <w:t>1.000</w:t>
+              <w:t>0.951</w:t>
             </w:r>
           </w:p>
         </w:tc>
@@ -1814,7 +2229,7 @@
               <w:rPr>
                 <w:sz w:val="20"/>
               </w:rPr>
-              <w:t>0.960</w:t>
+              <w:t>0.919</w:t>
             </w:r>
           </w:p>
         </w:tc>
@@ -1828,7 +2243,7 @@
               <w:rPr>
                 <w:sz w:val="20"/>
               </w:rPr>
-              <w:t>0.995</w:t>
+              <w:t>0.987</w:t>
             </w:r>
           </w:p>
         </w:tc>
@@ -1842,7 +2257,7 @@
               <w:rPr>
                 <w:sz w:val="20"/>
               </w:rPr>
-              <w:t>0.995</w:t>
+              <w:t>0.987</w:t>
             </w:r>
           </w:p>
         </w:tc>
@@ -1868,7 +2283,25 @@
           <w:b w:val="0"/>
           <w:i w:val="0"/>
         </w:rPr>
-        <w:t>Сквозной тест app.py: на окне с эталонным кадром обработано 87 кадров за 8 с (около 10,5 FPS), на каждом кадре найдены game: 1, upgrade: 2, advertising: 1, bonus: 2. Режим --preview работает через OpenCV, а при сборке OpenCV без GUI автоматически используется окно Tkinter.</w:t>
+        <w:t>Практическая проверка check_detections.py (conf = 0.35): персонаж найден на 21/21 кадрах, средний IoU = 0.843, фильтр app.py прошли 21 рамок game и 3 из 3 рамок advertising. FP: bonus=1; FN: bonus=2.</w:t>
+      </w:r>
+    </w:p>
+    <w:p>
+      <w:r>
+        <w:rPr>
+          <w:b w:val="0"/>
+          <w:i w:val="0"/>
+        </w:rPr>
+        <w:t>Сквозной тест app.py в режиме --dry-run (синтетическое окно ClickerTest): на втором уровне бот раз в 3 с покупал ровно одно улучшение по очереди (1/4, 2/4, 3/4) и возвращался к game — 73 действия за 12 с; на кадре с рекламой крестик advertising найден с уверенностью 0.95, кликов по game не было, реклама закрывалась с кулдауном 3 с.</w:t>
+      </w:r>
+    </w:p>
+    <w:p>
+      <w:r>
+        <w:rPr>
+          <w:b w:val="0"/>
+          <w:i w:val="0"/>
+        </w:rPr>
+        <w:t>Режим --preview работает через OpenCV, а при сборке OpenCV без GUI автоматически используется окно Tkinter.</w:t>
       </w:r>
     </w:p>
     <w:p>
@@ -1879,7 +2312,7 @@
         <w:drawing>
           <wp:inline xmlns:a="http://schemas.openxmlformats.org/drawingml/2006/main" xmlns:pic="http://schemas.openxmlformats.org/drawingml/2006/picture">
             <wp:extent cx="5400000" cy="2700000"/>
-            <wp:docPr id="4" name="Picture 4"/>
+            <wp:docPr id="5" name="Picture 5"/>
             <wp:cNvGraphicFramePr>
               <a:graphicFrameLocks noChangeAspect="1"/>
             </wp:cNvGraphicFramePr>
@@ -1891,7 +2324,7 @@
                     <pic:cNvPicPr/>
                   </pic:nvPicPr>
                   <pic:blipFill>
-                    <a:blip r:embed="rId12"/>
+                    <a:blip r:embed="rId13"/>
                     <a:stretch>
                       <a:fillRect/>
                     </a:stretch>
@@ -1921,7 +2354,7 @@
           <w:i/>
           <w:sz w:val="18"/>
         </w:rPr>
-        <w:t>Рис. 3. Кривые обучения</w:t>
+        <w:t>Рис. 4. Кривые обучения</w:t>
       </w:r>
     </w:p>
     <w:p>
@@ -1931,8 +2364,8 @@
       <w:r>
         <w:drawing>
           <wp:inline xmlns:a="http://schemas.openxmlformats.org/drawingml/2006/main" xmlns:pic="http://schemas.openxmlformats.org/drawingml/2006/picture">
-            <wp:extent cx="4680000" cy="3510000"/>
-            <wp:docPr id="5" name="Picture 5"/>
+            <wp:extent cx="4680000" cy="3900000"/>
+            <wp:docPr id="6" name="Picture 6"/>
             <wp:cNvGraphicFramePr>
               <a:graphicFrameLocks noChangeAspect="1"/>
             </wp:cNvGraphicFramePr>
@@ -1944,7 +2377,7 @@
                     <pic:cNvPicPr/>
                   </pic:nvPicPr>
                   <pic:blipFill>
-                    <a:blip r:embed="rId13"/>
+                    <a:blip r:embed="rId14"/>
                     <a:stretch>
                       <a:fillRect/>
                     </a:stretch>
@@ -1952,7 +2385,7 @@
                   <pic:spPr>
                     <a:xfrm>
                       <a:off x="0" y="0"/>
-                      <a:ext cx="4680000" cy="3510000"/>
+                      <a:ext cx="4680000" cy="3900000"/>
                     </a:xfrm>
                     <a:prstGeom prst="rect"/>
                   </pic:spPr>
@@ -1974,7 +2407,7 @@
           <w:i/>
           <w:sz w:val="18"/>
         </w:rPr>
-        <w:t>Рис. 4. Матрица ошибок</w:t>
+        <w:t>Рис. 5. Матрица ошибок</w:t>
       </w:r>
     </w:p>
     <w:p>
@@ -1998,7 +2431,7 @@
         <w:pStyle w:val="ListBullet"/>
       </w:pPr>
       <w:r>
-        <w:t>Кнопки upgrade и bonus иногда путаются при смене цвета/размера после покупки; помогает временная логика в app.py.</w:t>
+        <w:t>game на втором уровне — другой персонаж; без дообучения модель его не находила, после добавления 30 кадров уровень детектируется.</w:t>
       </w:r>
     </w:p>
     <w:p>
@@ -2006,7 +2439,15 @@
         <w:pStyle w:val="ListBullet"/>
       </w:pPr>
       <w:r>
-        <w:t>Класс advertising представлен только фиолетовой кнопкой; крестик закрытия всплывающего окна в датасете отсутствует.</w:t>
+        <w:t>Крестик advertising маленький и похож на системные кнопки окна, поэтому в app.py добавлен геометрический фильтр: размер 40–200 px, почти квадратная форма, правая часть кадра; по вертикали ограничение мягкое, так как попап может быть ниже.</w:t>
+      </w:r>
+    </w:p>
+    <w:p>
+      <w:pPr>
+        <w:pStyle w:val="ListBullet"/>
+      </w:pPr>
+      <w:r>
+        <w:t>Кнопки improvement и bonus иногда путаются при смене цвета/размера после покупки; помогают пространственные фильтры и разные таймеры.</w:t>
       </w:r>
     </w:p>
     <w:p>
@@ -2054,7 +2495,7 @@
         <w:pStyle w:val="ListBullet"/>
       </w:pPr>
       <w:r>
-        <w:t>Отсортировать детекции по уверенности, выбрать лучшую рамку game.</w:t>
+        <w:t>Отсортировать детекции по уверенности и применить геометрические фильтры классов.</w:t>
       </w:r>
     </w:p>
     <w:p>
@@ -2062,7 +2503,7 @@
         <w:pStyle w:val="ListBullet"/>
       </w:pPr>
       <w:r>
-        <w:t>Отфильтровать слишком узкие/низкие рамки и рамки в правой рекламной колонке.</w:t>
+        <w:t>Проверить активное окно: клики выполняются, только если заголовок содержит название игры.</w:t>
       </w:r>
     </w:p>
     <w:p>
@@ -2070,7 +2511,7 @@
         <w:pStyle w:val="ListBullet"/>
       </w:pPr>
       <w:r>
-        <w:t>Кликнуть по центру рамки персонажа; раз в N секунд купить улучшение и нажать бонус.</w:t>
+        <w:t>Если виден крестик advertising — закрыть рекламу (кулдаун 3 с).</w:t>
       </w:r>
     </w:p>
     <w:p>
@@ -2078,7 +2519,15 @@
         <w:pStyle w:val="ListBullet"/>
       </w:pPr>
       <w:r>
-        <w:t>При флаге --close-ads нажать кнопку advertising.</w:t>
+        <w:t>Раз в 30 секунд купить одно улучшение, следующее по очереди, и вернуться к game.</w:t>
+      </w:r>
+    </w:p>
+    <w:p>
+      <w:pPr>
+        <w:pStyle w:val="ListBullet"/>
+      </w:pPr>
+      <w:r>
+        <w:t>Кликать по game и, по отдельному таймеру, по bonus.</w:t>
       </w:r>
     </w:p>
     <w:p>
@@ -2094,7 +2543,74 @@
         <w:pStyle w:val="Heading2"/>
       </w:pPr>
       <w:r>
-        <w:t>5.2. Запуск</w:t>
+        <w:t>5.2. Закрытие рекламы без дублирования кода</w:t>
+      </w:r>
+    </w:p>
+    <w:p>
+      <w:r>
+        <w:rPr>
+          <w:b w:val="0"/>
+          <w:i w:val="0"/>
+        </w:rPr>
+        <w:t>Требование «сделать копию части кода кликанья, а не всего файла» реализовано через общий низкоуровневый примитив click_box():</w:t>
+      </w:r>
+    </w:p>
+    <w:p>
+      <w:pPr>
+        <w:spacing w:before="40" w:after="120"/>
+        <w:ind w:left="283"/>
+        <w:shd w:val="clear" w:color="auto" w:fill="F2F2F2"/>
+      </w:pPr>
+      <w:r>
+        <w:rPr>
+          <w:rFonts w:ascii="Consolas" w:hAnsi="Consolas"/>
+          <w:sz w:val="18"/>
+        </w:rPr>
+        <w:t>def click_box(box, offset, cfg, label):</w:t>
+        <w:br/>
+        <w:t xml:space="preserve">    x, y = center(box)</w:t>
+        <w:br/>
+        <w:t xml:space="preserve">    if not cfg.dry_run:</w:t>
+        <w:br/>
+        <w:t xml:space="preserve">        pyautogui.click(offset[0] + x, offset[1] + y)</w:t>
+        <w:br/>
+        <w:t xml:space="preserve">    elif label != "game":</w:t>
+        <w:br/>
+        <w:t xml:space="preserve">        print(f"[dry-run] клик: {label} в ({offset[0] + x}, {offset[1] + y})")</w:t>
+      </w:r>
+    </w:p>
+    <w:p>
+      <w:r>
+        <w:rPr>
+          <w:b w:val="0"/>
+          <w:i w:val="0"/>
+        </w:rPr>
+        <w:t>click_game() и close_ad() — отдельные функции с разными фильтрами и таймерами, но обе вызывают click_box(). Логика клика не дублируется.</w:t>
+      </w:r>
+    </w:p>
+    <w:p>
+      <w:pPr>
+        <w:pStyle w:val="Heading2"/>
+      </w:pPr>
+      <w:r>
+        <w:t>5.3. Покупка улучшений по очереди</w:t>
+      </w:r>
+    </w:p>
+    <w:p>
+      <w:r>
+        <w:rPr>
+          <w:b w:val="0"/>
+          <w:i w:val="0"/>
+        </w:rPr>
+        <w:t>Список видимых кнопок improvement сортируется по положению (сверху вниз, слева направо). Индекс improvement_idx увеличивается после каждой покупки, поэтому бот перебирает кнопки по кругу. После клика ставится пауза 0.4 с и бот возвращается к game; следующая покупка — через --upgrade-interval (по умолчанию 30 с). Если кнопок не видно, попытка повторяется через секунду.</w:t>
+      </w:r>
+    </w:p>
+    <w:p>
+      <w:pPr>
+        <w:pStyle w:val="Heading2"/>
+      </w:pPr>
+      <w:r>
+        <w:t>5.4. Запуск</w:t>
       </w:r>
     </w:p>
     <w:p>
@@ -2114,7 +2630,9 @@
         <w:br/>
         <w:t>python app.py --model best.pt --crop-window --window "Кликер"</w:t>
         <w:br/>
-        <w:t>python app.py --model best.pt --close-ads</w:t>
+        <w:t>python app.py --model best.pt --upgrade-interval 5</w:t>
+        <w:br/>
+        <w:t>python app.py --model best.pt --no-close-ads</w:t>
       </w:r>
     </w:p>
     <w:p>
@@ -2123,7 +2641,7 @@
           <w:b w:val="0"/>
           <w:i w:val="0"/>
         </w:rPr>
-        <w:t>Таймеры настраиваются параметрами --click-interval, --upgrade-interval, --bonus-interval, --ad-interval. Действия отключаются флагами --no-game, --no-upgrades, --no-bonuses.</w:t>
+        <w:t>Параметры: --click-interval, --upgrade-interval (30 с), --bonus-interval (12 с), --ad-cooldown (3 с). Действия отключаются флагами --no-game, --no-improvements, --no-bonuses, --no-close-ads.</w:t>
       </w:r>
     </w:p>
     <w:p>
@@ -2131,7 +2649,7 @@
         <w:pStyle w:val="Heading2"/>
       </w:pPr>
       <w:r>
-        <w:t>5.3. Безопасность</w:t>
+        <w:t>5.5. Безопасность</w:t>
       </w:r>
     </w:p>
     <w:p>
@@ -2147,7 +2665,7 @@
         <w:pStyle w:val="ListBullet"/>
       </w:pPr>
       <w:r>
-        <w:t>Проверка активного окна: клики только если заголовок содержит название игры.</w:t>
+        <w:t>Проверка активного окна: клики только если заголовок содержит название игры; если окно не найдено, клики отключаются до флага --allow-any-window.</w:t>
       </w:r>
     </w:p>
     <w:p>
@@ -2181,8 +2699,8 @@
       <w:r>
         <w:drawing>
           <wp:inline xmlns:a="http://schemas.openxmlformats.org/drawingml/2006/main" xmlns:pic="http://schemas.openxmlformats.org/drawingml/2006/picture">
-            <wp:extent cx="5400000" cy="3037500"/>
-            <wp:docPr id="6" name="Picture 6"/>
+            <wp:extent cx="5400000" cy="2892260"/>
+            <wp:docPr id="7" name="Picture 7"/>
             <wp:cNvGraphicFramePr>
               <a:graphicFrameLocks noChangeAspect="1"/>
             </wp:cNvGraphicFramePr>
@@ -2190,11 +2708,11 @@
               <a:graphicData uri="http://schemas.openxmlformats.org/drawingml/2006/picture">
                 <pic:pic>
                   <pic:nvPicPr>
-                    <pic:cNvPr id="0" name="screenshot_2026-10-27_191645.jpg"/>
+                    <pic:cNvPr id="0" name="screenshot_2026-10-28_210939.png"/>
                     <pic:cNvPicPr/>
                   </pic:nvPicPr>
                   <pic:blipFill>
-                    <a:blip r:embed="rId14"/>
+                    <a:blip r:embed="rId15"/>
                     <a:stretch>
                       <a:fillRect/>
                     </a:stretch>
@@ -2202,7 +2720,7 @@
                   <pic:spPr>
                     <a:xfrm>
                       <a:off x="0" y="0"/>
-                      <a:ext cx="5400000" cy="3037500"/>
+                      <a:ext cx="5400000" cy="2892260"/>
                     </a:xfrm>
                     <a:prstGeom prst="rect"/>
                   </pic:spPr>
@@ -2224,7 +2742,7 @@
           <w:i/>
           <w:sz w:val="18"/>
         </w:rPr>
-        <w:t>Рис. 5. Пример работы модели: game, upgrade, advertising, bonus</w:t>
+        <w:t>Рис. 6. Пример работы модели на втором уровне: game и improvement</w:t>
       </w:r>
     </w:p>
     <w:p>
@@ -2369,7 +2887,7 @@
               <w:rPr>
                 <w:sz w:val="20"/>
               </w:rPr>
-              <w:t>класс advertising, флаг --close-ads</w:t>
+              <w:t>класс advertising = крестик X, автоматическое закрытие, флаг --no-close-ads</w:t>
             </w:r>
           </w:p>
         </w:tc>
@@ -2399,7 +2917,7 @@
               <w:rPr>
                 <w:sz w:val="20"/>
               </w:rPr>
-              <w:t>класс upgrade, таймер --upgrade-interval</w:t>
+              <w:t>класс improvement; раз в 30 с одно улучшение по очереди, затем возврат к game</w:t>
             </w:r>
           </w:p>
         </w:tc>
@@ -2430,6 +2948,66 @@
                 <w:sz w:val="20"/>
               </w:rPr>
               <w:t>класс bonus, таймер --bonus-interval</w:t>
+            </w:r>
+          </w:p>
+        </w:tc>
+      </w:tr>
+      <w:tr>
+        <w:tc>
+          <w:tcPr>
+            <w:tcW w:type="dxa" w:w="3402"/>
+          </w:tcPr>
+          <w:p>
+            <w:r/>
+            <w:r>
+              <w:rPr>
+                <w:sz w:val="20"/>
+              </w:rPr>
+              <w:t>Поддержка двух уровней</w:t>
+            </w:r>
+          </w:p>
+        </w:tc>
+        <w:tc>
+          <w:tcPr>
+            <w:tcW w:type="dxa" w:w="5669"/>
+          </w:tcPr>
+          <w:p>
+            <w:r/>
+            <w:r>
+              <w:rPr>
+                <w:sz w:val="20"/>
+              </w:rPr>
+              <w:t>game дообучен на кадрах первого и второго уровня</w:t>
+            </w:r>
+          </w:p>
+        </w:tc>
+      </w:tr>
+      <w:tr>
+        <w:tc>
+          <w:tcPr>
+            <w:tcW w:type="dxa" w:w="3402"/>
+          </w:tcPr>
+          <w:p>
+            <w:r/>
+            <w:r>
+              <w:rPr>
+                <w:sz w:val="20"/>
+              </w:rPr>
+              <w:t>Чистка проекта</w:t>
+            </w:r>
+          </w:p>
+        </w:tc>
+        <w:tc>
+          <w:tcPr>
+            <w:tcW w:type="dxa" w:w="5669"/>
+          </w:tcPr>
+          <w:p>
+            <w:r/>
+            <w:r>
+              <w:rPr>
+                <w:sz w:val="20"/>
+              </w:rPr>
+              <w:t>удалены промежуточные датасеты, старые скрипты, runs/ и временные изображения</w:t>
             </w:r>
           </w:p>
         </w:tc>
@@ -2518,7 +3096,15 @@
         <w:pStyle w:val="ListBullet"/>
       </w:pPr>
       <w:r>
-        <w:t>Мало данных: 84 кадра — минимум для устойчивой детекции; нужно 300–500 кадров.</w:t>
+        <w:t>Два уровня: на третьем уровне персонаж снова изменится; нужно разметить 20–30 кадров и повторить fine-tune.</w:t>
+      </w:r>
+    </w:p>
+    <w:p>
+      <w:pPr>
+        <w:pStyle w:val="ListBullet"/>
+      </w:pPr>
+      <w:r>
+        <w:t>Мало данных: 133 кадра — минимум для устойчивой детекции; нужно 300–500 кадров.</w:t>
       </w:r>
     </w:p>
     <w:p>
@@ -2542,7 +3128,7 @@
         <w:pStyle w:val="ListBullet"/>
       </w:pPr>
       <w:r>
-        <w:t>Реклама: размечен только фиолетовая кнопка, а не крестик всплывающего окна.</w:t>
+        <w:t>Реклама: размечен крестик конкретного окна; для других попапов нужны новые кадры.</w:t>
       </w:r>
     </w:p>
     <w:p>
@@ -2575,7 +3161,7 @@
           <w:b w:val="0"/>
           <w:i w:val="0"/>
         </w:rPr>
-        <w:t>В ходе работы пройден полный цикл: собраны 84 скриншота, размечены персонаж и элементы интерфейса, обучена модель YOLOv8n на 4 класса, написана программа, которая в реальном времени находит персонажа, покупает улучшения, нажимает бонусы и (опционально) кнопку отключения рекламы. Дополнительно автоматизированы сбор и разметка данных, подготовлен ONNX-экспорт для X-AnyLabeling. Проект готов к публикации на GitHub и демонстрации.</w:t>
+        <w:t>В ходе работы пройден полный цикл: собраны 133 скриншота трёх типов, размечены персонажи двух уровней, кнопки улучшений, бонусы и крестик закрытия рекламы, обучена модель YOLOv8n на 4 класса. Написана программа, которая в реальном времени находит персонажа, раз в 30 секунд покупает одно улучшение по очереди, нажимает бонусы и автоматически закрывает рекламу. Дополнительно автоматизированы сбор и разметка данных, подготовлен ONNX-экспорт для X-AnyLabeling, проект очищен, проверен и опубликован на GitHub.</w:t>
       </w:r>
     </w:p>
     <w:p>
@@ -2603,21 +3189,17 @@
         <w:br/>
         <w:t>auto_label.py           — авторазметка</w:t>
         <w:br/>
-        <w:t>prepare_dataset.py      — JSON → YOLO (первая модель)</w:t>
+        <w:t>build_dataset.py        — итоговый датасет (4 класса, 3 источника)</w:t>
         <w:br/>
-        <w:t>build_dataset.py        — итоговый датасет (4 класса)</w:t>
-        <w:br/>
-        <w:t>augment.py              — аугментация с рамками</w:t>
-        <w:br/>
-        <w:t>train_v2.py             — предварительная модель</w:t>
-        <w:br/>
-        <w:t>train_final.py          — итоговая модель</w:t>
+        <w:t>train_final.py          — дообучение итоговой модели</w:t>
         <w:br/>
         <w:t>validate.py             — метрики и примеры</w:t>
         <w:br/>
         <w:t>check_detections.py     — практическая проверка TP/FP/FN</w:t>
         <w:br/>
         <w:t>ptToOnnx.py             — экспорт ONNX</w:t>
+        <w:br/>
+        <w:t>classes.txt             — имена классов</w:t>
         <w:br/>
         <w:t>data_final.yaml         — конфиг датасета</w:t>
         <w:br/>

--- a/ОТЧЁТ.docx
+++ b/ОТЧЁТ.docx
@@ -86,7 +86,7 @@
       <w:r>
         <w:drawing>
           <wp:inline xmlns:a="http://schemas.openxmlformats.org/drawingml/2006/main" xmlns:pic="http://schemas.openxmlformats.org/drawingml/2006/picture">
-            <wp:extent cx="5580000" cy="1116000"/>
+            <wp:extent cx="5580000" cy="1150875"/>
             <wp:docPr id="1" name="Picture 1"/>
             <wp:cNvGraphicFramePr>
               <a:graphicFrameLocks noChangeAspect="1"/>
@@ -107,7 +107,7 @@
                   <pic:spPr>
                     <a:xfrm>
                       <a:off x="0" y="0"/>
-                      <a:ext cx="5580000" cy="1116000"/>
+                      <a:ext cx="5580000" cy="1150875"/>
                     </a:xfrm>
                     <a:prstGeom prst="rect"/>
                   </pic:spPr>
@@ -225,7 +225,15 @@
         <w:pStyle w:val="ListBullet"/>
       </w:pPr>
       <w:r>
-        <w:t>убрать промежуточные файлы, проверить проект;</w:t>
+        <w:t>перевести рабочего бота на ONNX Runtime, добавить остановку на Пробел и настройку порогов;</w:t>
+      </w:r>
+    </w:p>
+    <w:p>
+      <w:pPr>
+        <w:pStyle w:val="ListBullet"/>
+      </w:pPr>
+      <w:r>
+        <w:t>убрать датасет и промежуточные файлы, оставить один лучший прогон в runs/;</w:t>
       </w:r>
     </w:p>
     <w:p>
@@ -1682,7 +1690,16 @@
           <w:b w:val="0"/>
           <w:i w:val="0"/>
         </w:rPr>
-        <w:t>Запуск: python train_final.py. Результаты: runs/detect/clicker_levels/.</w:t>
+        <w:t>Запуск: python train_final.py --weights best.pt. Результаты: runs/detect/clicker_levels/.</w:t>
+      </w:r>
+    </w:p>
+    <w:p>
+      <w:r>
+        <w:rPr>
+          <w:b w:val="0"/>
+          <w:i w:val="0"/>
+        </w:rPr>
+        <w:t>В репозитории оставлен только лучший прогон: weights/best.pt, results.png, results.csv, кривые, матрица ошибок и примеры предсказаний. Из него получен best.onnx.</w:t>
       </w:r>
     </w:p>
     <w:p>
@@ -2274,7 +2291,7 @@
           <w:b w:val="0"/>
           <w:i w:val="0"/>
         </w:rPr>
-        <w:t>Метрики получены командой python validate.py --model best.pt --data data_final.yaml.</w:t>
+        <w:t>Метрики получены командой python validate.py --model runs/detect/clicker_levels/weights/best.pt --data data_final.yaml.</w:t>
       </w:r>
     </w:p>
     <w:p>
@@ -2292,7 +2309,7 @@
           <w:b w:val="0"/>
           <w:i w:val="0"/>
         </w:rPr>
-        <w:t>Сквозной тест app.py в режиме --dry-run (синтетическое окно ClickerTest): на втором уровне бот раз в 3 с покупал ровно одно улучшение по очереди (1/4, 2/4, 3/4) и возвращался к game — 73 действия за 12 с; на кадре с рекламой крестик advertising найден с уверенностью 0.95, кликов по game не было, реклама закрывалась с кулдауном 3 с.</w:t>
+        <w:t>Сквозной тест app.py на ONNX Runtime в режиме --dry-run (синтетическое окно ClickerTest): на втором уровне бот раз в 3 с покупал ровно одно улучшение по очереди (1/4, 2/4) и возвращался к game — 40 действий за 8.2 с; на кадре с рекламой крестик advertising найден с уверенностью 0.95, кликов по game не было, реклама закрывалась с кулдауном 3 с — 3 действия за 7.1 с. Остановка на Пробел проверена отдельно: процесс завершился за 5.0 с без превью и за 5.2 с с окном превью.</w:t>
       </w:r>
     </w:p>
     <w:p>
@@ -2487,7 +2504,7 @@
         <w:pStyle w:val="ListBullet"/>
       </w:pPr>
       <w:r>
-        <w:t>Сделать скриншот окна/экрана и запустить YOLOv8.</w:t>
+        <w:t>Сделать скриншот окна/экрана, выполнить letterbox и запустить ONNX Runtime.</w:t>
       </w:r>
     </w:p>
     <w:p>
@@ -2495,7 +2512,7 @@
         <w:pStyle w:val="ListBullet"/>
       </w:pPr>
       <w:r>
-        <w:t>Отсортировать детекции по уверенности и применить геометрические фильтры классов.</w:t>
+        <w:t>Применить class-aware NMS, пороги уверенности и геометрические фильтры классов.</w:t>
       </w:r>
     </w:p>
     <w:p>
@@ -2610,7 +2627,7 @@
         <w:pStyle w:val="Heading2"/>
       </w:pPr>
       <w:r>
-        <w:t>5.4. Запуск</w:t>
+        <w:t>5.4. Запуск и настройка</w:t>
       </w:r>
     </w:p>
     <w:p>
@@ -2624,15 +2641,17 @@
           <w:rFonts w:ascii="Consolas" w:hAnsi="Consolas"/>
           <w:sz w:val="18"/>
         </w:rPr>
-        <w:t>python app.py --model best.pt --preview</w:t>
+        <w:t>python app.py</w:t>
         <w:br/>
-        <w:t>python app.py --model best.pt --dry-run --preview --max-seconds 15</w:t>
+        <w:t>python app.py --dry-run --preview --max-seconds 15</w:t>
         <w:br/>
-        <w:t>python app.py --model best.pt --crop-window --window "Кликер"</w:t>
+        <w:t>python app.py --crop-window --window "Кликер"</w:t>
         <w:br/>
-        <w:t>python app.py --model best.pt --upgrade-interval 5</w:t>
+        <w:t>python app.py --conf 0.55 --iou 0.45</w:t>
         <w:br/>
-        <w:t>python app.py --model best.pt --no-close-ads</w:t>
+        <w:t>python app.py --upgrade-interval 5</w:t>
+        <w:br/>
+        <w:t>python app.py --no-close-ads</w:t>
       </w:r>
     </w:p>
     <w:p>
@@ -2641,7 +2660,16 @@
           <w:b w:val="0"/>
           <w:i w:val="0"/>
         </w:rPr>
-        <w:t>Параметры: --click-interval, --upgrade-interval (30 с), --bonus-interval (12 с), --ad-cooldown (3 с). Действия отключаются флагами --no-game, --no-improvements, --no-bonuses, --no-close-ads.</w:t>
+        <w:t>Превью (--preview) — только для отладки: оно перехватывает фокус, поэтому для реальных кликов запускайте бота без него.</w:t>
+      </w:r>
+    </w:p>
+    <w:p>
+      <w:r>
+        <w:rPr>
+          <w:b w:val="0"/>
+          <w:i w:val="0"/>
+        </w:rPr>
+        <w:t>Параметры: --conf (0.45), --iou (0.45), --max-det (100), --threads (0 = авто), --click-interval (0.08 с), --upgrade-interval (30 с), --bonus-interval (12 с), --ad-cooldown (3 с). Действия отключаются флагами --no-game, --no-improvements, --no-bonuses, --no-close-ads.</w:t>
       </w:r>
     </w:p>
     <w:p>
@@ -2649,7 +2677,7 @@
         <w:pStyle w:val="Heading2"/>
       </w:pPr>
       <w:r>
-        <w:t>5.5. Безопасность</w:t>
+        <w:t>5.5. Безопасность и остановка</w:t>
       </w:r>
     </w:p>
     <w:p>
@@ -2681,6 +2709,14 @@
         <w:pStyle w:val="ListBullet"/>
       </w:pPr>
       <w:r>
+        <w:t>Пробел — мгновенная остановка (pynput; в окне превью Пробел тоже закрывает окно).</w:t>
+      </w:r>
+    </w:p>
+    <w:p>
+      <w:pPr>
+        <w:pStyle w:val="ListBullet"/>
+      </w:pPr>
+      <w:r>
         <w:t>F8 — пауза, F9/Esc — выход (pynput), Ctrl+C — выход из консоли.</w:t>
       </w:r>
     </w:p>
@@ -2699,7 +2735,7 @@
       <w:r>
         <w:drawing>
           <wp:inline xmlns:a="http://schemas.openxmlformats.org/drawingml/2006/main" xmlns:pic="http://schemas.openxmlformats.org/drawingml/2006/picture">
-            <wp:extent cx="5400000" cy="2892260"/>
+            <wp:extent cx="5400000" cy="2892857"/>
             <wp:docPr id="7" name="Picture 7"/>
             <wp:cNvGraphicFramePr>
               <a:graphicFrameLocks noChangeAspect="1"/>
@@ -2708,7 +2744,7 @@
               <a:graphicData uri="http://schemas.openxmlformats.org/drawingml/2006/picture">
                 <pic:pic>
                   <pic:nvPicPr>
-                    <pic:cNvPr id="0" name="screenshot_2026-10-28_210939.png"/>
+                    <pic:cNvPr id="0" name="detection_level1.jpg"/>
                     <pic:cNvPicPr/>
                   </pic:nvPicPr>
                   <pic:blipFill>
@@ -2720,7 +2756,7 @@
                   <pic:spPr>
                     <a:xfrm>
                       <a:off x="0" y="0"/>
-                      <a:ext cx="5400000" cy="2892260"/>
+                      <a:ext cx="5400000" cy="2892857"/>
                     </a:xfrm>
                     <a:prstGeom prst="rect"/>
                   </pic:spPr>
@@ -2742,7 +2778,7 @@
           <w:i/>
           <w:sz w:val="18"/>
         </w:rPr>
-        <w:t>Рис. 6. Пример работы модели на втором уровне: game и improvement</w:t>
+        <w:t>Рис. 6. Пример работы модели: game и improvement</w:t>
       </w:r>
     </w:p>
     <w:p>
@@ -2993,7 +3029,7 @@
               <w:rPr>
                 <w:sz w:val="20"/>
               </w:rPr>
-              <w:t>Чистка проекта</w:t>
+              <w:t>Рабочий бот на ONNX</w:t>
             </w:r>
           </w:p>
         </w:tc>
@@ -3007,7 +3043,7 @@
               <w:rPr>
                 <w:sz w:val="20"/>
               </w:rPr>
-              <w:t>удалены промежуточные датасеты, старые скрипты, runs/ и временные изображения</w:t>
+              <w:t>app.py использует onnxruntime, ручной letterbox, NMS и постобработку</w:t>
             </w:r>
           </w:p>
         </w:tc>
@@ -3023,7 +3059,7 @@
               <w:rPr>
                 <w:sz w:val="20"/>
               </w:rPr>
-              <w:t>Переписать app.py</w:t>
+              <w:t>Остановка и настройка</w:t>
             </w:r>
           </w:p>
         </w:tc>
@@ -3037,7 +3073,37 @@
               <w:rPr>
                 <w:sz w:val="20"/>
               </w:rPr>
-              <w:t>единый цикл детекции и действий, превью, статистика, защита</w:t>
+              <w:t>Пробел, F8/F9/Esc, --conf, --iou, кулдауны, --dry-run</w:t>
+            </w:r>
+          </w:p>
+        </w:tc>
+      </w:tr>
+      <w:tr>
+        <w:tc>
+          <w:tcPr>
+            <w:tcW w:type="dxa" w:w="3402"/>
+          </w:tcPr>
+          <w:p>
+            <w:r/>
+            <w:r>
+              <w:rPr>
+                <w:sz w:val="20"/>
+              </w:rPr>
+              <w:t>Чистый GitHub</w:t>
+            </w:r>
+          </w:p>
+        </w:tc>
+        <w:tc>
+          <w:tcPr>
+            <w:tcW w:type="dxa" w:w="5669"/>
+          </w:tcPr>
+          <w:p>
+            <w:r/>
+            <w:r>
+              <w:rPr>
+                <w:sz w:val="20"/>
+              </w:rPr>
+              <w:t>нет датасета, виртуальных окружений и старых весов; один прогон в runs/, модель best.onnx</w:t>
             </w:r>
           </w:p>
         </w:tc>
@@ -3136,7 +3202,7 @@
         <w:pStyle w:val="ListBullet"/>
       </w:pPr>
       <w:r>
-        <w:t>Скорость: на CPU инференс занимает доли секунды; ускорение — ONNX Runtime/OpenVINO.</w:t>
+        <w:t>Скорость: ONNX Runtime на CPU обрабатывает кадр за доли секунды; полный цикл с захватом экрана 1920×1080 даёт около 6–9 FPS.</w:t>
       </w:r>
     </w:p>
     <w:p>
@@ -3161,7 +3227,7 @@
           <w:b w:val="0"/>
           <w:i w:val="0"/>
         </w:rPr>
-        <w:t>В ходе работы пройден полный цикл: собраны 133 скриншота трёх типов, размечены персонажи двух уровней, кнопки улучшений, бонусы и крестик закрытия рекламы, обучена модель YOLOv8n на 4 класса. Написана программа, которая в реальном времени находит персонажа, раз в 30 секунд покупает одно улучшение по очереди, нажимает бонусы и автоматически закрывает рекламу. Дополнительно автоматизированы сбор и разметка данных, подготовлен ONNX-экспорт для X-AnyLabeling, проект очищен, проверен и опубликован на GitHub.</w:t>
+        <w:t>В ходе работы пройден полный цикл: собраны 133 скриншота трёх типов, размечены персонажи двух уровней, кнопки улучшений, бонусы и крестик закрытия рекламы, обучена модель YOLOv8n на 4 класса. Написана программа на ONNX Runtime, которая в реальном времени находит персонажа, раз в 30 секунд покупает одно улучшение по очереди, нажимает бонусы и автоматически закрывает рекламу. Добавлены остановка на Пробел, пауза, кулдауны и настройка порогов уверенности. Дополнительно автоматизированы сбор и разметка данных, подготовлен ONNX-экспорт для X-AnyLabeling, проект очищен от датасета и промежуточных файлов, проверен и опубликован на GitHub.</w:t>
       </w:r>
     </w:p>
     <w:p>
@@ -3183,7 +3249,7 @@
           <w:rFonts w:ascii="Consolas" w:hAnsi="Consolas"/>
           <w:sz w:val="18"/>
         </w:rPr>
-        <w:t>app.py                  — бот</w:t>
+        <w:t>app.py                  — бот на ONNX Runtime</w:t>
         <w:br/>
         <w:t>screener.py             — сбор скриншотов</w:t>
         <w:br/>
@@ -3205,11 +3271,20 @@
         <w:br/>
         <w:t>my_cookie_model.yaml    — конфиг для X-AnyLabeling</w:t>
         <w:br/>
-        <w:t>best.pt / best.onnx     — итоговая модель</w:t>
+        <w:t>best.onnx               — итоговая модель для бота</w:t>
         <w:br/>
-        <w:t>dataset_final/          — датасет</w:t>
+        <w:t>runs/detect/clicker_levels/ — лучший прогон (best.pt + графики)</w:t>
         <w:br/>
-        <w:t>docs/                   — графики и примеры</w:t>
+        <w:t>docs/                   — примеры, метрики и отчёт</w:t>
+      </w:r>
+    </w:p>
+    <w:p>
+      <w:r>
+        <w:rPr>
+          <w:b w:val="0"/>
+          <w:i w:val="0"/>
+        </w:rPr>
+        <w:t>Датасет (dataset_final/), исходные скриншоты и промежуточные веса в Git не входят — они остаются локально.</w:t>
       </w:r>
     </w:p>
     <w:p>

--- a/ОТЧЁТ.docx
+++ b/ОТЧЁТ.docx
@@ -2669,7 +2669,7 @@
           <w:b w:val="0"/>
           <w:i w:val="0"/>
         </w:rPr>
-        <w:t>Параметры: --conf (0.45), --iou (0.45), --max-det (100), --threads (0 = авто), --click-interval (0.08 с), --upgrade-interval (30 с), --bonus-interval (12 с), --ad-cooldown (3 с). Действия отключаются флагами --no-game, --no-improvements, --no-bonuses, --no-close-ads.</w:t>
+        <w:t>Параметры: --conf (0.45), --iou (0.45), --max-det (100), --threads (0 = авто), --click-interval (0.01 с), --click-burst (3 клика за кадр), --upgrade-interval (30 с), --bonus-interval (12 с), --ad-cooldown (3 с). Действия отключаются флагами --no-game, --no-improvements, --no-bonuses, --no-close-ads. За один кадр бот делает --click-burst кликов с паузой --click-interval: при 6–9 FPS это примерно 18–27 кликов в секунду.</w:t>
       </w:r>
     </w:p>
     <w:p>

--- a/ОТЧЁТ.docx
+++ b/ОТЧЁТ.docx
@@ -2309,7 +2309,7 @@
           <w:b w:val="0"/>
           <w:i w:val="0"/>
         </w:rPr>
-        <w:t>Сквозной тест app.py на ONNX Runtime в режиме --dry-run (синтетическое окно ClickerTest): на втором уровне бот раз в 3 с покупал ровно одно улучшение по очереди (1/4, 2/4) и возвращался к game — 40 действий за 8.2 с; на кадре с рекламой крестик advertising найден с уверенностью 0.95, кликов по game не было, реклама закрывалась с кулдауном 3 с — 3 действия за 7.1 с. Остановка на Пробел проверена отдельно: процесс завершился за 5.0 с без превью и за 5.2 с с окном превью.</w:t>
+        <w:t>Сквозной тест app.py на ONNX Runtime в режиме --dry-run (синтетическое окно ClickerTest): на втором уровне бот раз в 3 с покупал ровно одно улучшение по очереди (1/4, 2/4) и возвращался к game — 40 действий за 8.2 с; на кадре с рекламой крестик advertising найден с уверенностью 0.95, кликов по game не было, реклама закрывалась с кулдауном 3 с — 3 действия за 7.1 с. Остановка на Пробел проверена отдельно: процесс завершился за 5.0 с без превью и за 5.2 с с окном превью. Очередь улучшений проверена юнит-тестом: после четырёх покупок добавлена пятая кнопка — бот выбрал именно её, без повторов внутри круга. Полный цикл без превью даёт 9.9–10.6 FPS (mss ~32–35 мс, инференс ~65 мс).</w:t>
       </w:r>
     </w:p>
     <w:p>
@@ -2587,13 +2587,25 @@
         <w:br/>
         <w:t xml:space="preserve">    x, y = center(box)</w:t>
         <w:br/>
-        <w:t xml:space="preserve">    if not cfg.dry_run:</w:t>
+        <w:t xml:space="preserve">    if cfg.dry_run:</w:t>
         <w:br/>
-        <w:t xml:space="preserve">        pyautogui.click(offset[0] + x, offset[1] + y)</w:t>
+        <w:t xml:space="preserve">        if label != "game":</w:t>
         <w:br/>
-        <w:t xml:space="preserve">    elif label != "game":</w:t>
+        <w:t xml:space="preserve">            print(f"[dry-run] клик: {label} в ({offset[0] + x}, {offset[1] + y})")</w:t>
         <w:br/>
-        <w:t xml:space="preserve">        print(f"[dry-run] клик: {label} в ({offset[0] + x}, {offset[1] + y})")</w:t>
+        <w:t xml:space="preserve">        return</w:t>
+        <w:br/>
+        <w:t xml:space="preserve">    px, py = offset[0] + x, offset[1] + y</w:t>
+        <w:br/>
+        <w:t xml:space="preserve">    if cfg.native_click:</w:t>
+        <w:br/>
+        <w:t xml:space="preserve">        failsafe_check()</w:t>
+        <w:br/>
+        <w:t xml:space="preserve">        if native_click(px, py):</w:t>
+        <w:br/>
+        <w:t xml:space="preserve">            return</w:t>
+        <w:br/>
+        <w:t xml:space="preserve">    pyautogui.click(px, py)</w:t>
       </w:r>
     </w:p>
     <w:p>
@@ -2619,7 +2631,7 @@
           <w:b w:val="0"/>
           <w:i w:val="0"/>
         </w:rPr>
-        <w:t>Список видимых кнопок improvement сортируется по положению (сверху вниз, слева направо). Индекс improvement_idx увеличивается после каждой покупки, поэтому бот перебирает кнопки по кругу. После клика ставится пауза 0.4 с и бот возвращается к game; следующая покупка — через --upgrade-interval (по умолчанию 30 с). Если кнопок не видно, попытка повторяется через секунду.</w:t>
+        <w:t>Список видимых кнопок improvement сортируется по положению (сверху вниз, слева направо). Каждая кнопка получает стабильный ID — нормализованный центр рамки; в статистике хранится список уже нажатых в текущем круге ID. Бот выбирает первую кнопку, которой нет в этом списке. Если UI добавил новую кнопку, она выбирается следующей; когда все видимые кнопки нажаты, начинается новый круг. Это устойчиво к пересортировке списка и к дрожанию рамки на несколько пикселей (допуск 2 % кадра). После клика ставится пауза --improvement-settle (0.4 с), и бот возвращается к game; следующая покупка — через --upgrade-interval (по умолчанию 30 с). Если кнопок не видно, попытка повторяется через --empty-retry (1 с). Для бонусов используется та же схема.</w:t>
       </w:r>
     </w:p>
     <w:p>
@@ -2669,7 +2681,7 @@
           <w:b w:val="0"/>
           <w:i w:val="0"/>
         </w:rPr>
-        <w:t>Параметры: --conf (0.45), --iou (0.45), --max-det (100), --threads (0 = авто), --click-interval (0.01 с), --click-burst (3 клика за кадр), --upgrade-interval (30 с), --bonus-interval (12 с), --ad-cooldown (3 с). Действия отключаются флагами --no-game, --no-improvements, --no-bonuses, --no-close-ads. За один кадр бот делает --click-burst кликов с паузой --click-interval: при 6–9 FPS это примерно 18–27 кликов в секунду.</w:t>
+        <w:t>Параметры: --conf (0.45), --iou (0.45), --max-det (100), --threads (0 = авто), --click-interval (0.01 с), --click-burst (3 клика за кадр), --upgrade-interval (30 с), --bonus-interval (12 с), --ad-cooldown (3 с), --ad-settle (1 с), --improvement-settle (0.4 с), --empty-retry (1 с), --window-refresh (1 с). Действия отключаются флагами --no-game, --no-improvements, --no-bonuses, --no-close-ads; --verbose печатает причины отбраковки рамок. За один кадр бот делает --click-burst кликов с паузой --click-interval: при 9–10 FPS это примерно 27–30 кликов в секунду. Клик по умолчанию идёт через pyautogui (около 3.3 мс на тестовой машине); флаг --native-click включает WinAPI-клик, который на тесте оказался медленнее (4.8 мс), поэтому выключен по умолчанию.</w:t>
       </w:r>
     </w:p>
     <w:p>
@@ -2730,6 +2742,22 @@
     </w:p>
     <w:p>
       <w:pPr>
+        <w:pStyle w:val="ListBullet"/>
+      </w:pPr>
+      <w:r>
+        <w:t>Закрытие окна OpenCV-превью останавливает бота: проверяется cv2.getWindowProperty(...WND_PROP_VISIBLE).</w:t>
+      </w:r>
+    </w:p>
+    <w:p>
+      <w:pPr>
+        <w:pStyle w:val="ListBullet"/>
+      </w:pPr>
+      <w:r>
+        <w:t>mss используется как быстрый захват; при ошибке бот автоматически переходит на pyautogui.screenshot.</w:t>
+      </w:r>
+    </w:p>
+    <w:p>
+      <w:pPr>
         <w:jc w:val="center"/>
       </w:pPr>
       <w:r>
@@ -2779,6 +2807,378 @@
           <w:sz w:val="18"/>
         </w:rPr>
         <w:t>Рис. 6. Пример работы модели: game и improvement</w:t>
+      </w:r>
+    </w:p>
+    <w:p>
+      <w:pPr>
+        <w:pStyle w:val="Heading2"/>
+      </w:pPr>
+      <w:r>
+        <w:t>5.6. Исправления после код-ревью</w:t>
+      </w:r>
+    </w:p>
+    <w:tbl>
+      <w:tblPr>
+        <w:tblStyle w:val="TableGrid"/>
+        <w:tblW w:type="auto" w:w="0"/>
+        <w:jc w:val="center"/>
+        <w:tblLook w:firstColumn="1" w:firstRow="1" w:lastColumn="0" w:lastRow="0" w:noHBand="0" w:noVBand="1" w:val="04A0"/>
+      </w:tblPr>
+      <w:tblGrid>
+        <w:gridCol w:w="4986"/>
+        <w:gridCol w:w="4986"/>
+      </w:tblGrid>
+      <w:tr>
+        <w:tc>
+          <w:tcPr>
+            <w:tcW w:type="dxa" w:w="3402"/>
+          </w:tcPr>
+          <w:p>
+            <w:pPr>
+              <w:jc w:val="center"/>
+            </w:pPr>
+            <w:r/>
+            <w:r>
+              <w:rPr>
+                <w:b/>
+                <w:sz w:val="20"/>
+              </w:rPr>
+              <w:t>Замечание</w:t>
+            </w:r>
+          </w:p>
+        </w:tc>
+        <w:tc>
+          <w:tcPr>
+            <w:tcW w:type="dxa" w:w="5669"/>
+          </w:tcPr>
+          <w:p>
+            <w:pPr>
+              <w:jc w:val="center"/>
+            </w:pPr>
+            <w:r/>
+            <w:r>
+              <w:rPr>
+                <w:b/>
+                <w:sz w:val="20"/>
+              </w:rPr>
+              <w:t>Что сделано</w:t>
+            </w:r>
+          </w:p>
+        </w:tc>
+      </w:tr>
+      <w:tr>
+        <w:tc>
+          <w:tcPr>
+            <w:tcW w:type="dxa" w:w="3402"/>
+          </w:tcPr>
+          <w:p>
+            <w:r/>
+            <w:r>
+              <w:rPr>
+                <w:sz w:val="20"/>
+              </w:rPr>
+              <w:t>Плавающие индексы улучшений/бонусов</w:t>
+            </w:r>
+          </w:p>
+        </w:tc>
+        <w:tc>
+          <w:tcPr>
+            <w:tcW w:type="dxa" w:w="5669"/>
+          </w:tcPr>
+          <w:p>
+            <w:r/>
+            <w:r>
+              <w:rPr>
+                <w:sz w:val="20"/>
+              </w:rPr>
+              <w:t>стабильный ID по нормализованному центру + список нажатых в круге</w:t>
+            </w:r>
+          </w:p>
+        </w:tc>
+      </w:tr>
+      <w:tr>
+        <w:tc>
+          <w:tcPr>
+            <w:tcW w:type="dxa" w:w="3402"/>
+          </w:tcPr>
+          <w:p>
+            <w:r/>
+            <w:r>
+              <w:rPr>
+                <w:sz w:val="20"/>
+              </w:rPr>
+              <w:t>Протухающая геометрия окна</w:t>
+            </w:r>
+          </w:p>
+        </w:tc>
+        <w:tc>
+          <w:tcPr>
+            <w:tcW w:type="dxa" w:w="5669"/>
+          </w:tcPr>
+          <w:p>
+            <w:r/>
+            <w:r>
+              <w:rPr>
+                <w:sz w:val="20"/>
+              </w:rPr>
+              <w:t>find_window перезапрашивается раз в --window-refresh (1 с)</w:t>
+            </w:r>
+          </w:p>
+        </w:tc>
+      </w:tr>
+      <w:tr>
+        <w:tc>
+          <w:tcPr>
+            <w:tcW w:type="dxa" w:w="3402"/>
+          </w:tcPr>
+          <w:p>
+            <w:r/>
+            <w:r>
+              <w:rPr>
+                <w:sz w:val="20"/>
+              </w:rPr>
+              <w:t>Закрытие OpenCV-превью не останавливало бота</w:t>
+            </w:r>
+          </w:p>
+        </w:tc>
+        <w:tc>
+          <w:tcPr>
+            <w:tcW w:type="dxa" w:w="5669"/>
+          </w:tcPr>
+          <w:p>
+            <w:r/>
+            <w:r>
+              <w:rPr>
+                <w:sz w:val="20"/>
+              </w:rPr>
+              <w:t>проверка getWindowProperty, возврат -1</w:t>
+            </w:r>
+          </w:p>
+        </w:tc>
+      </w:tr>
+      <w:tr>
+        <w:tc>
+          <w:tcPr>
+            <w:tcW w:type="dxa" w:w="3402"/>
+          </w:tcPr>
+          <w:p>
+            <w:r/>
+            <w:r>
+              <w:rPr>
+                <w:sz w:val="20"/>
+              </w:rPr>
+              <w:t>Захардкоженные паузы</w:t>
+            </w:r>
+          </w:p>
+        </w:tc>
+        <w:tc>
+          <w:tcPr>
+            <w:tcW w:type="dxa" w:w="5669"/>
+          </w:tcPr>
+          <w:p>
+            <w:r/>
+            <w:r>
+              <w:rPr>
+                <w:sz w:val="20"/>
+              </w:rPr>
+              <w:t>--ad-settle, --improvement-settle, --empty-retry</w:t>
+            </w:r>
+          </w:p>
+        </w:tc>
+      </w:tr>
+      <w:tr>
+        <w:tc>
+          <w:tcPr>
+            <w:tcW w:type="dxa" w:w="3402"/>
+          </w:tcPr>
+          <w:p>
+            <w:r/>
+            <w:r>
+              <w:rPr>
+                <w:sz w:val="20"/>
+              </w:rPr>
+              <w:t>Непонятные отбраковки рамок</w:t>
+            </w:r>
+          </w:p>
+        </w:tc>
+        <w:tc>
+          <w:tcPr>
+            <w:tcW w:type="dxa" w:w="5669"/>
+          </w:tcPr>
+          <w:p>
+            <w:r/>
+            <w:r>
+              <w:rPr>
+                <w:sz w:val="20"/>
+              </w:rPr>
+              <w:t>--verbose печатает причину и количество по классам</w:t>
+            </w:r>
+          </w:p>
+        </w:tc>
+      </w:tr>
+      <w:tr>
+        <w:tc>
+          <w:tcPr>
+            <w:tcW w:type="dxa" w:w="3402"/>
+          </w:tcPr>
+          <w:p>
+            <w:r/>
+            <w:r>
+              <w:rPr>
+                <w:sz w:val="20"/>
+              </w:rPr>
+              <w:t>Медленный захват</w:t>
+            </w:r>
+          </w:p>
+        </w:tc>
+        <w:tc>
+          <w:tcPr>
+            <w:tcW w:type="dxa" w:w="5669"/>
+          </w:tcPr>
+          <w:p>
+            <w:r/>
+            <w:r>
+              <w:rPr>
+                <w:sz w:val="20"/>
+              </w:rPr>
+              <w:t>mss + cv2.cvtColor(BGRA2BGR), резерв на pyautogui</w:t>
+            </w:r>
+          </w:p>
+        </w:tc>
+      </w:tr>
+      <w:tr>
+        <w:tc>
+          <w:tcPr>
+            <w:tcW w:type="dxa" w:w="3402"/>
+          </w:tcPr>
+          <w:p>
+            <w:r/>
+            <w:r>
+              <w:rPr>
+                <w:sz w:val="20"/>
+              </w:rPr>
+              <w:t>Падение при странном выходе модели</w:t>
+            </w:r>
+          </w:p>
+        </w:tc>
+        <w:tc>
+          <w:tcPr>
+            <w:tcW w:type="dxa" w:w="5669"/>
+          </w:tcPr>
+          <w:p>
+            <w:r/>
+            <w:r>
+              <w:rPr>
+                <w:sz w:val="20"/>
+              </w:rPr>
+              <w:t>try/except вокруг detect(), сообщение и остановка</w:t>
+            </w:r>
+          </w:p>
+        </w:tc>
+      </w:tr>
+      <w:tr>
+        <w:tc>
+          <w:tcPr>
+            <w:tcW w:type="dxa" w:w="3402"/>
+          </w:tcPr>
+          <w:p>
+            <w:r/>
+            <w:r>
+              <w:rPr>
+                <w:sz w:val="20"/>
+              </w:rPr>
+              <w:t>Свёрнутые окна в find_window</w:t>
+            </w:r>
+          </w:p>
+        </w:tc>
+        <w:tc>
+          <w:tcPr>
+            <w:tcW w:type="dxa" w:w="5669"/>
+          </w:tcPr>
+          <w:p>
+            <w:r/>
+            <w:r>
+              <w:rPr>
+                <w:sz w:val="20"/>
+              </w:rPr>
+              <w:t>отсеиваются по isMinimized, размеру и заголовку</w:t>
+            </w:r>
+          </w:p>
+        </w:tc>
+      </w:tr>
+      <w:tr>
+        <w:tc>
+          <w:tcPr>
+            <w:tcW w:type="dxa" w:w="3402"/>
+          </w:tcPr>
+          <w:p>
+            <w:r/>
+            <w:r>
+              <w:rPr>
+                <w:sz w:val="20"/>
+              </w:rPr>
+              <w:t>classes.txt в PyInstaller</w:t>
+            </w:r>
+          </w:p>
+        </w:tc>
+        <w:tc>
+          <w:tcPr>
+            <w:tcW w:type="dxa" w:w="5669"/>
+          </w:tcPr>
+          <w:p>
+            <w:r/>
+            <w:r>
+              <w:rPr>
+                <w:sz w:val="20"/>
+              </w:rPr>
+              <w:t>поиск рядом с app.py, sys.executable и в _MEIPASS</w:t>
+            </w:r>
+          </w:p>
+        </w:tc>
+      </w:tr>
+      <w:tr>
+        <w:tc>
+          <w:tcPr>
+            <w:tcW w:type="dxa" w:w="3402"/>
+          </w:tcPr>
+          <w:p>
+            <w:r/>
+            <w:r>
+              <w:rPr>
+                <w:sz w:val="20"/>
+              </w:rPr>
+              <w:t>Нативный клик</w:t>
+            </w:r>
+          </w:p>
+        </w:tc>
+        <w:tc>
+          <w:tcPr>
+            <w:tcW w:type="dxa" w:w="5669"/>
+          </w:tcPr>
+          <w:p>
+            <w:r/>
+            <w:r>
+              <w:rPr>
+                <w:sz w:val="20"/>
+              </w:rPr>
+              <w:t>флаг --native-click; на тесте медленнее, по умолчанию выключен</w:t>
+            </w:r>
+          </w:p>
+        </w:tc>
+      </w:tr>
+    </w:tbl>
+    <w:p>
+      <w:pPr>
+        <w:spacing w:after="40"/>
+      </w:pPr>
+    </w:p>
+    <w:p>
+      <w:r>
+        <w:rPr>
+          <w:b w:val="0"/>
+          <w:i w:val="0"/>
+        </w:rPr>
+        <w:t>Пункт про трекинг детекций (IoU-матчинг между кадрами) не внедрялся: для кликера достаточно стабильной работы на каждом кадре, а трекинг усложнил бы логику и мог бы кликать по устаревшей позиции.</w:t>
       </w:r>
     </w:p>
     <w:p>
@@ -2953,7 +3353,7 @@
               <w:rPr>
                 <w:sz w:val="20"/>
               </w:rPr>
-              <w:t>класс improvement; раз в 30 с одно улучшение по очереди, затем возврат к game</w:t>
+              <w:t>класс improvement; раз в 30 с одно улучшение по очереди, стабильные ID кнопок, затем возврат к game</w:t>
             </w:r>
           </w:p>
         </w:tc>
@@ -2983,7 +3383,7 @@
               <w:rPr>
                 <w:sz w:val="20"/>
               </w:rPr>
-              <w:t>класс bonus, таймер --bonus-interval</w:t>
+              <w:t>класс bonus, таймер --bonus-interval, стабильные ID</w:t>
             </w:r>
           </w:p>
         </w:tc>
@@ -3073,7 +3473,37 @@
               <w:rPr>
                 <w:sz w:val="20"/>
               </w:rPr>
-              <w:t>Пробел, F8/F9/Esc, --conf, --iou, кулдауны, --dry-run</w:t>
+              <w:t>Пробел, F8/F9/Esc, --conf, --iou, кулдауны, --dry-run, --verbose</w:t>
+            </w:r>
+          </w:p>
+        </w:tc>
+      </w:tr>
+      <w:tr>
+        <w:tc>
+          <w:tcPr>
+            <w:tcW w:type="dxa" w:w="3402"/>
+          </w:tcPr>
+          <w:p>
+            <w:r/>
+            <w:r>
+              <w:rPr>
+                <w:sz w:val="20"/>
+              </w:rPr>
+              <w:t>Устойчивость и скорость</w:t>
+            </w:r>
+          </w:p>
+        </w:tc>
+        <w:tc>
+          <w:tcPr>
+            <w:tcW w:type="dxa" w:w="5669"/>
+          </w:tcPr>
+          <w:p>
+            <w:r/>
+            <w:r>
+              <w:rPr>
+                <w:sz w:val="20"/>
+              </w:rPr>
+              <w:t>обновление геометрии окна, mss, настраиваемые паузы, диагностика фильтров</w:t>
             </w:r>
           </w:p>
         </w:tc>
@@ -3202,7 +3632,15 @@
         <w:pStyle w:val="ListBullet"/>
       </w:pPr>
       <w:r>
-        <w:t>Скорость: ONNX Runtime на CPU обрабатывает кадр за доли секунды; полный цикл с захватом экрана 1920×1080 даёт около 6–9 FPS.</w:t>
+        <w:t>Скорость: полный цикл с захватом экрана 1920×1080 даёт около 9–10 FPS без превью (с Tk-превью 6–8 FPS из-за отрисовки); mss ~32–35 мс, инференс ~65 мс.</w:t>
+      </w:r>
+    </w:p>
+    <w:p>
+      <w:pPr>
+        <w:pStyle w:val="ListBullet"/>
+      </w:pPr>
+      <w:r>
+        <w:t>Нативный клик --native-click на тестовой машине оказался медленнее pyautogui (4.8 против 3.3 мс) и по умолчанию выключен.</w:t>
       </w:r>
     </w:p>
     <w:p>
@@ -3227,7 +3665,7 @@
           <w:b w:val="0"/>
           <w:i w:val="0"/>
         </w:rPr>
-        <w:t>В ходе работы пройден полный цикл: собраны 133 скриншота трёх типов, размечены персонажи двух уровней, кнопки улучшений, бонусы и крестик закрытия рекламы, обучена модель YOLOv8n на 4 класса. Написана программа на ONNX Runtime, которая в реальном времени находит персонажа, раз в 30 секунд покупает одно улучшение по очереди, нажимает бонусы и автоматически закрывает рекламу. Добавлены остановка на Пробел, пауза, кулдауны и настройка порогов уверенности. Дополнительно автоматизированы сбор и разметка данных, подготовлен ONNX-экспорт для X-AnyLabeling, проект очищен от датасета и промежуточных файлов, проверен и опубликован на GitHub.</w:t>
+        <w:t>В ходе работы пройден полный цикл: собраны 133 скриншота трёх типов, размечены персонажи двух уровней, кнопки улучшений, бонусы и крестик закрытия рекламы, обучена модель YOLOv8n на 4 класса. Написана программа на ONNX Runtime, которая в реальном времени находит персонажа, раз в 30 секунд покупает одно улучшение по очереди, нажимает бонусы и автоматически закрывает рекламу. Добавлены остановка на Пробел, пауза, кулдауны и настройка порогов уверенности. Очередь кнопок переведена на стабильные ID, геометрия окна обновляется на лету, захват ускорен через mss, а --verbose показывает причины отбраковки рамок. Дополнительно автоматизированы сбор и разметка данных, подготовлен ONNX-экспорт для X-AnyLabeling, проект очищен от датасета и промежуточных файлов, проверен и опубликован на GitHub.</w:t>
       </w:r>
     </w:p>
     <w:p>

--- a/ОТЧЁТ.docx
+++ b/ОТЧЁТ.docx
@@ -2309,7 +2309,7 @@
           <w:b w:val="0"/>
           <w:i w:val="0"/>
         </w:rPr>
-        <w:t>Сквозной тест app.py на ONNX Runtime в режиме --dry-run (синтетическое окно ClickerTest): на втором уровне бот раз в 3 с покупал ровно одно улучшение по очереди (1/4, 2/4) и возвращался к game — 40 действий за 8.2 с; на кадре с рекламой крестик advertising найден с уверенностью 0.95, кликов по game не было, реклама закрывалась с кулдауном 3 с — 3 действия за 7.1 с. Остановка на Пробел проверена отдельно: процесс завершился за 5.0 с без превью и за 5.2 с с окном превью. Очередь улучшений проверена юнит-тестом: после четырёх покупок добавлена пятая кнопка — бот выбрал именно её, без повторов внутри круга. Полный цикл без превью даёт 9.9–10.6 FPS (mss ~32–35 мс, инференс ~65 мс).</w:t>
+        <w:t>Сквозной тест app.py на ONNX Runtime в режиме --dry-run (синтетическое окно ClickerTest): на втором уровне бот раз в 3 с покупал ровно одно улучшение по очереди (1/4, 2/4) и возвращался к game — 40 действий за 8.2 с; на кадре с рекламой крестик advertising найден с уверенностью 0.95, кликов по game не было, реклама закрывалась с кулдауном 3 с — 3 действия за 7.1 с. Остановка на Пробел проверена отдельно: процесс завершился за 5.0 с без превью и за 5.2 с с окном превью. Очередь улучшений проверена юнит-тестом: после четырёх покупок добавлена пятая кнопка — бот выбрал именно её, без повторов внутри круга. После минимальной оптимизации полный цикл без превью даёт 15.8–16.2 FPS (mss ~35 мс, детекция ~28–30 мс), с Tk-превью — около 11 FPS.</w:t>
       </w:r>
     </w:p>
     <w:p>
@@ -2681,7 +2681,7 @@
           <w:b w:val="0"/>
           <w:i w:val="0"/>
         </w:rPr>
-        <w:t>Параметры: --conf (0.45), --iou (0.45), --max-det (100), --threads (0 = авто), --click-interval (0.01 с), --click-burst (3 клика за кадр), --upgrade-interval (30 с), --bonus-interval (12 с), --ad-cooldown (3 с), --ad-settle (1 с), --improvement-settle (0.4 с), --empty-retry (1 с), --window-refresh (1 с). Действия отключаются флагами --no-game, --no-improvements, --no-bonuses, --no-close-ads; --verbose печатает причины отбраковки рамок. За один кадр бот делает --click-burst кликов с паузой --click-interval: при 9–10 FPS это примерно 27–30 кликов в секунду. Клик по умолчанию идёт через pyautogui (около 3.3 мс на тестовой машине); флаг --native-click включает WinAPI-клик, который на тесте оказался медленнее (4.8 мс), поэтому выключен по умолчанию.</w:t>
+        <w:t>Параметры: --conf (0.45), --iou (0.45), --max-det (100), --threads (0 = авто, до 8 потоков), --click-interval (0.01 с), --click-burst (3 клика за кадр), --upgrade-interval (30 с), --bonus-interval (12 с), --ad-cooldown (3 с), --ad-settle (1 с), --improvement-settle (0.4 с), --empty-retry (1 с), --window-refresh (1 с). Действия отключаются флагами --no-game, --no-improvements, --no-bonuses, --no-close-ads; --verbose печатает причины отбраковки рамок. За один кадр бот делает --click-burst кликов с паузой --click-interval: при 15–16 FPS это до ~45 кликов в секунду в режиме --dry-run (в реальном режиме часть времени уходит на клики и паузы). Клик по умолчанию идёт через pyautogui; флаг --native-click включает WinAPI-клик и оставлен опциональным.</w:t>
       </w:r>
     </w:p>
     <w:p>
@@ -3161,7 +3161,7 @@
               <w:rPr>
                 <w:sz w:val="20"/>
               </w:rPr>
-              <w:t>флаг --native-click; на тесте медленнее, по умолчанию выключен</w:t>
+              <w:t>флаг --native-click; заметного выигрыша не дал, по умолчанию выключен</w:t>
             </w:r>
           </w:p>
         </w:tc>
@@ -3179,6 +3179,23 @@
           <w:i w:val="0"/>
         </w:rPr>
         <w:t>Пункт про трекинг детекций (IoU-матчинг между кадрами) не внедрялся: для кликера достаточно стабильной работы на каждом кадре, а трекинг усложнил бы логику и мог бы кликать по устаревшей позиции.</w:t>
+      </w:r>
+    </w:p>
+    <w:p>
+      <w:pPr>
+        <w:pStyle w:val="Heading2"/>
+      </w:pPr>
+      <w:r>
+        <w:t>5.7. Минимальная оптимизация</w:t>
+      </w:r>
+    </w:p>
+    <w:p>
+      <w:r>
+        <w:rPr>
+          <w:b w:val="0"/>
+          <w:i w:val="0"/>
+        </w:rPr>
+        <w:t>Оптимизация выполнена без изменения структуры цикла, логики очередей и кликов. Препроцессинг кадра переведён с цепочки cvtColor + transpose + astype + деление на один вызов cv2.dnn.blobFromImage: медиана detect уменьшилась с 30.67 до 28.22 мс, при этом рамки и уверенности детекций совпали (максимальная разница входа модели — 6e-8). Авторежим ONNX Runtime ограничен восемью потоками: на 12-поточном CPU изолированный инференс ускорился с 54.6 до 46.5 мс. A/B-прогон приложения по 4 с дал 60–62 кадра до правок и 63–64 после; без превью — 15.8–16.2 FPS, с Tk-превью — около 11.</w:t>
       </w:r>
     </w:p>
     <w:p>
@@ -3632,7 +3649,7 @@
         <w:pStyle w:val="ListBullet"/>
       </w:pPr>
       <w:r>
-        <w:t>Скорость: полный цикл с захватом экрана 1920×1080 даёт около 9–10 FPS без превью (с Tk-превью 6–8 FPS из-за отрисовки); mss ~32–35 мс, инференс ~65 мс.</w:t>
+        <w:t>Скорость: после минимальной оптимизации полный цикл с захватом экрана 1920×1080 даёт 15–16 FPS без превью (с Tk-превью около 11 FPS из-за отрисовки); mss ~35 мс, детекция с препроцессингом ~28–30 мс.</w:t>
       </w:r>
     </w:p>
     <w:p>
@@ -3640,7 +3657,7 @@
         <w:pStyle w:val="ListBullet"/>
       </w:pPr>
       <w:r>
-        <w:t>Нативный клик --native-click на тестовой машине оказался медленнее pyautogui (4.8 против 3.3 мс) и по умолчанию выключен.</w:t>
+        <w:t>Нативный клик --native-click оставлен опциональным: на тестовой машине заметного выигрыша не дал, поэтому по умолчанию используется pyautogui.</w:t>
       </w:r>
     </w:p>
     <w:p>

--- a/ОТЧЁТ.docx
+++ b/ОТЧЁТ.docx
@@ -243,6 +243,352 @@
       <w:r>
         <w:t>опубликовать проект на GitHub и подготовить демонстрацию.</w:t>
       </w:r>
+    </w:p>
+    <w:p>
+      <w:pPr>
+        <w:pStyle w:val="Heading2"/>
+      </w:pPr>
+      <w:r>
+        <w:t>1.1. Соответствие критериям приёмки</w:t>
+      </w:r>
+    </w:p>
+    <w:tbl>
+      <w:tblPr>
+        <w:tblStyle w:val="TableGrid"/>
+        <w:tblW w:type="auto" w:w="0"/>
+        <w:jc w:val="center"/>
+        <w:tblLook w:firstColumn="1" w:firstRow="1" w:lastColumn="0" w:lastRow="0" w:noHBand="0" w:noVBand="1" w:val="04A0"/>
+      </w:tblPr>
+      <w:tblGrid>
+        <w:gridCol w:w="3324"/>
+        <w:gridCol w:w="3324"/>
+        <w:gridCol w:w="3324"/>
+      </w:tblGrid>
+      <w:tr>
+        <w:tc>
+          <w:tcPr>
+            <w:tcW w:type="dxa" w:w="454"/>
+          </w:tcPr>
+          <w:p>
+            <w:pPr>
+              <w:jc w:val="center"/>
+            </w:pPr>
+            <w:r/>
+            <w:r>
+              <w:rPr>
+                <w:b/>
+                <w:sz w:val="20"/>
+              </w:rPr>
+              <w:t>№</w:t>
+            </w:r>
+          </w:p>
+        </w:tc>
+        <w:tc>
+          <w:tcPr>
+            <w:tcW w:type="dxa" w:w="3118"/>
+          </w:tcPr>
+          <w:p>
+            <w:pPr>
+              <w:jc w:val="center"/>
+            </w:pPr>
+            <w:r/>
+            <w:r>
+              <w:rPr>
+                <w:b/>
+                <w:sz w:val="20"/>
+              </w:rPr>
+              <w:t>Критерий</w:t>
+            </w:r>
+          </w:p>
+        </w:tc>
+        <w:tc>
+          <w:tcPr>
+            <w:tcW w:type="dxa" w:w="5386"/>
+          </w:tcPr>
+          <w:p>
+            <w:pPr>
+              <w:jc w:val="center"/>
+            </w:pPr>
+            <w:r/>
+            <w:r>
+              <w:rPr>
+                <w:b/>
+                <w:sz w:val="20"/>
+              </w:rPr>
+              <w:t>Как выполнено</w:t>
+            </w:r>
+          </w:p>
+        </w:tc>
+      </w:tr>
+      <w:tr>
+        <w:tc>
+          <w:tcPr>
+            <w:tcW w:type="dxa" w:w="454"/>
+          </w:tcPr>
+          <w:p>
+            <w:r/>
+            <w:r>
+              <w:rPr>
+                <w:sz w:val="20"/>
+              </w:rPr>
+              <w:t>1</w:t>
+            </w:r>
+          </w:p>
+        </w:tc>
+        <w:tc>
+          <w:tcPr>
+            <w:tcW w:type="dxa" w:w="3118"/>
+          </w:tcPr>
+          <w:p>
+            <w:r/>
+            <w:r>
+              <w:rPr>
+                <w:sz w:val="20"/>
+              </w:rPr>
+              <w:t>Чистый GitHub: без датасета и виртуальных окружений, в runs/ только лучший прогон</w:t>
+            </w:r>
+          </w:p>
+        </w:tc>
+        <w:tc>
+          <w:tcPr>
+            <w:tcW w:type="dxa" w:w="5386"/>
+          </w:tcPr>
+          <w:p>
+            <w:r/>
+            <w:r>
+              <w:rPr>
+                <w:sz w:val="20"/>
+              </w:rPr>
+              <w:t>датасет, screenshots/, .venv/ и старые веса в .gitignore; в Git — код, best.onnx, документация и runs/detect/clicker_levels/</w:t>
+            </w:r>
+          </w:p>
+        </w:tc>
+      </w:tr>
+      <w:tr>
+        <w:tc>
+          <w:tcPr>
+            <w:tcW w:type="dxa" w:w="454"/>
+          </w:tcPr>
+          <w:p>
+            <w:r/>
+            <w:r>
+              <w:rPr>
+                <w:sz w:val="20"/>
+              </w:rPr>
+              <w:t>2</w:t>
+            </w:r>
+          </w:p>
+        </w:tc>
+        <w:tc>
+          <w:tcPr>
+            <w:tcW w:type="dxa" w:w="3118"/>
+          </w:tcPr>
+          <w:p>
+            <w:r/>
+            <w:r>
+              <w:rPr>
+                <w:sz w:val="20"/>
+              </w:rPr>
+              <w:t>Модель кликает по печеньке</w:t>
+            </w:r>
+          </w:p>
+        </w:tc>
+        <w:tc>
+          <w:tcPr>
+            <w:tcW w:type="dxa" w:w="5386"/>
+          </w:tcPr>
+          <w:p>
+            <w:r/>
+            <w:r>
+              <w:rPr>
+                <w:sz w:val="20"/>
+              </w:rPr>
+              <w:t>click_game() выбирает лучшую рамку game (печенька/персонаж) и кликает по центру</w:t>
+            </w:r>
+          </w:p>
+        </w:tc>
+      </w:tr>
+      <w:tr>
+        <w:tc>
+          <w:tcPr>
+            <w:tcW w:type="dxa" w:w="454"/>
+          </w:tcPr>
+          <w:p>
+            <w:r/>
+            <w:r>
+              <w:rPr>
+                <w:sz w:val="20"/>
+              </w:rPr>
+              <w:t>3</w:t>
+            </w:r>
+          </w:p>
+        </w:tc>
+        <w:tc>
+          <w:tcPr>
+            <w:tcW w:type="dxa" w:w="3118"/>
+          </w:tcPr>
+          <w:p>
+            <w:r/>
+            <w:r>
+              <w:rPr>
+                <w:sz w:val="20"/>
+              </w:rPr>
+              <w:t>Модель кликает по улучшениям</w:t>
+            </w:r>
+          </w:p>
+        </w:tc>
+        <w:tc>
+          <w:tcPr>
+            <w:tcW w:type="dxa" w:w="5386"/>
+          </w:tcPr>
+          <w:p>
+            <w:r/>
+            <w:r>
+              <w:rPr>
+                <w:sz w:val="20"/>
+              </w:rPr>
+              <w:t>buy_improvement() раз в 30 с покупает одну кнопку improvement; очередь — по стабильным ID</w:t>
+            </w:r>
+          </w:p>
+        </w:tc>
+      </w:tr>
+      <w:tr>
+        <w:tc>
+          <w:tcPr>
+            <w:tcW w:type="dxa" w:w="454"/>
+          </w:tcPr>
+          <w:p>
+            <w:r/>
+            <w:r>
+              <w:rPr>
+                <w:sz w:val="20"/>
+              </w:rPr>
+              <w:t>4</w:t>
+            </w:r>
+          </w:p>
+        </w:tc>
+        <w:tc>
+          <w:tcPr>
+            <w:tcW w:type="dxa" w:w="3118"/>
+          </w:tcPr>
+          <w:p>
+            <w:r/>
+            <w:r>
+              <w:rPr>
+                <w:sz w:val="20"/>
+              </w:rPr>
+              <w:t>Модель закрывает рекламу и нажимает бонусы</w:t>
+            </w:r>
+          </w:p>
+        </w:tc>
+        <w:tc>
+          <w:tcPr>
+            <w:tcW w:type="dxa" w:w="5386"/>
+          </w:tcPr>
+          <w:p>
+            <w:r/>
+            <w:r>
+              <w:rPr>
+                <w:sz w:val="20"/>
+              </w:rPr>
+              <w:t>close_ad() закрывает крестик advertising, click_bonus() нажимает bonus «2X»/«+1K»</w:t>
+            </w:r>
+          </w:p>
+        </w:tc>
+      </w:tr>
+      <w:tr>
+        <w:tc>
+          <w:tcPr>
+            <w:tcW w:type="dxa" w:w="454"/>
+          </w:tcPr>
+          <w:p>
+            <w:r/>
+            <w:r>
+              <w:rPr>
+                <w:sz w:val="20"/>
+              </w:rPr>
+              <w:t>5</w:t>
+            </w:r>
+          </w:p>
+        </w:tc>
+        <w:tc>
+          <w:tcPr>
+            <w:tcW w:type="dxa" w:w="3118"/>
+          </w:tcPr>
+          <w:p>
+            <w:r/>
+            <w:r>
+              <w:rPr>
+                <w:sz w:val="20"/>
+              </w:rPr>
+              <w:t>app.py переписан на ONNX</w:t>
+            </w:r>
+          </w:p>
+        </w:tc>
+        <w:tc>
+          <w:tcPr>
+            <w:tcW w:type="dxa" w:w="5386"/>
+          </w:tcPr>
+          <w:p>
+            <w:r/>
+            <w:r>
+              <w:rPr>
+                <w:sz w:val="20"/>
+              </w:rPr>
+              <w:t>OnnxDetector работает через onnxruntime и best.onnx; Ultralytics — только обучение и экспорт</w:t>
+            </w:r>
+          </w:p>
+        </w:tc>
+      </w:tr>
+      <w:tr>
+        <w:tc>
+          <w:tcPr>
+            <w:tcW w:type="dxa" w:w="454"/>
+          </w:tcPr>
+          <w:p>
+            <w:r/>
+            <w:r>
+              <w:rPr>
+                <w:sz w:val="20"/>
+              </w:rPr>
+              <w:t>6</w:t>
+            </w:r>
+          </w:p>
+        </w:tc>
+        <w:tc>
+          <w:tcPr>
+            <w:tcW w:type="dxa" w:w="3118"/>
+          </w:tcPr>
+          <w:p>
+            <w:r/>
+            <w:r>
+              <w:rPr>
+                <w:sz w:val="20"/>
+              </w:rPr>
+              <w:t>Стабильность, конфигурация, Пробел, кулдауны, уверенность</w:t>
+            </w:r>
+          </w:p>
+        </w:tc>
+        <w:tc>
+          <w:tcPr>
+            <w:tcW w:type="dxa" w:w="5386"/>
+          </w:tcPr>
+          <w:p>
+            <w:r/>
+            <w:r>
+              <w:rPr>
+                <w:sz w:val="20"/>
+              </w:rPr>
+              <w:t>--conf, --iou, кулдауны, --dry-run, --verbose; Пробел — стоп, F8 — пауза, F9/Esc — выход; настройки печатаются при старте</w:t>
+            </w:r>
+          </w:p>
+        </w:tc>
+      </w:tr>
+    </w:tbl>
+    <w:p>
+      <w:pPr>
+        <w:spacing w:after="40"/>
+      </w:pPr>
     </w:p>
     <w:p>
       <w:pPr>

--- a/ОТЧЁТ.docx
+++ b/ОТЧЁТ.docx
@@ -3067,7 +3067,7 @@
         <w:pStyle w:val="ListBullet"/>
       </w:pPr>
       <w:r>
-        <w:t>Пробел — мгновенная остановка (pynput; в окне превью Пробел тоже закрывает окно).</w:t>
+        <w:t>Пробел — мгновенная остановка (pynput + резервная проверка WinAPI GetAsyncKeyState; в окне превью Пробел тоже закрывает окно).</w:t>
       </w:r>
     </w:p>
     <w:p>
